--- a/ΕΦΑΡΜΟΡΓΗ/databaseASql/SQL/Ερωτήσεις-στην-Βάση-nations11_20.docx
+++ b/ΕΦΑΡΜΟΡΓΗ/databaseASql/SQL/Ερωτήσεις-στην-Βάση-nations11_20.docx
@@ -64,22 +64,107 @@
     <w:p>
       <w:pPr>
         <w:pStyle w:val="ListParagraph"/>
-        <w:numPr>
-          <w:ilvl w:val="0"/>
-          <w:numId w:val="1"/>
-        </w:numPr>
-        <w:rPr>
-          <w:sz w:val="28"/>
-          <w:szCs w:val="28"/>
-        </w:rPr>
-      </w:pPr>
-      <w:r>
-        <w:rPr>
-          <w:sz w:val="28"/>
-          <w:szCs w:val="28"/>
-        </w:rPr>
-        <w:t>Εμφανίστε όλες τις γλώσσες που έχει η Νότια Αφρική</w:t>
-      </w:r>
+        <w:rPr>
+          <w:sz w:val="28"/>
+          <w:szCs w:val="28"/>
+        </w:rPr>
+      </w:pPr>
+    </w:p>
+    <w:p>
+      <w:pPr>
+        <w:pStyle w:val="ListParagraph"/>
+        <w:rPr>
+          <w:rFonts w:ascii="Consolas" w:hAnsi="Consolas"/>
+          <w:sz w:val="28"/>
+          <w:szCs w:val="28"/>
+          <w:lang w:val="en-US"/>
+        </w:rPr>
+      </w:pPr>
+      <w:r>
+        <w:rPr>
+          <w:sz w:val="28"/>
+          <w:szCs w:val="28"/>
+          <w:lang w:val="en-US"/>
+        </w:rPr>
+        <w:t xml:space="preserve">  </w:t>
+      </w:r>
+      <w:r>
+        <w:rPr>
+          <w:rFonts w:ascii="Consolas" w:hAnsi="Consolas"/>
+          <w:sz w:val="28"/>
+          <w:szCs w:val="28"/>
+          <w:highlight w:val="yellow"/>
+          <w:lang w:val="en-US"/>
+        </w:rPr>
+        <w:t xml:space="preserve">select </w:t>
+      </w:r>
+      <w:proofErr w:type="gramStart"/>
+      <w:r>
+        <w:rPr>
+          <w:rFonts w:ascii="Consolas" w:hAnsi="Consolas"/>
+          <w:sz w:val="28"/>
+          <w:szCs w:val="28"/>
+          <w:highlight w:val="yellow"/>
+          <w:lang w:val="en-US"/>
+        </w:rPr>
+        <w:t>count(</w:t>
+      </w:r>
+      <w:proofErr w:type="gramEnd"/>
+      <w:r>
+        <w:rPr>
+          <w:rFonts w:ascii="Consolas" w:hAnsi="Consolas"/>
+          <w:sz w:val="28"/>
+          <w:szCs w:val="28"/>
+          <w:highlight w:val="yellow"/>
+          <w:lang w:val="en-US"/>
+        </w:rPr>
+        <w:t xml:space="preserve">*) from </w:t>
+      </w:r>
+      <w:proofErr w:type="spellStart"/>
+      <w:r>
+        <w:rPr>
+          <w:rFonts w:ascii="Consolas" w:hAnsi="Consolas"/>
+          <w:sz w:val="28"/>
+          <w:szCs w:val="28"/>
+          <w:highlight w:val="yellow"/>
+          <w:lang w:val="en-US"/>
+        </w:rPr>
+        <w:t>country_</w:t>
+      </w:r>
+      <w:proofErr w:type="gramStart"/>
+      <w:r>
+        <w:rPr>
+          <w:rFonts w:ascii="Consolas" w:hAnsi="Consolas"/>
+          <w:sz w:val="28"/>
+          <w:szCs w:val="28"/>
+          <w:highlight w:val="yellow"/>
+          <w:lang w:val="en-US"/>
+        </w:rPr>
+        <w:t>languages</w:t>
+      </w:r>
+      <w:proofErr w:type="spellEnd"/>
+      <w:r>
+        <w:rPr>
+          <w:rFonts w:ascii="Consolas" w:hAnsi="Consolas"/>
+          <w:sz w:val="28"/>
+          <w:szCs w:val="28"/>
+          <w:highlight w:val="yellow"/>
+          <w:lang w:val="en-US"/>
+        </w:rPr>
+        <w:t>;</w:t>
+      </w:r>
+      <w:proofErr w:type="gramEnd"/>
+    </w:p>
+    <w:p>
+      <w:pPr>
+        <w:pStyle w:val="ListParagraph"/>
+        <w:rPr>
+          <w:rFonts w:ascii="Consolas" w:hAnsi="Consolas"/>
+          <w:sz w:val="28"/>
+          <w:szCs w:val="28"/>
+          <w:lang w:val="en-US"/>
+        </w:rPr>
+      </w:pPr>
     </w:p>
     <w:p>
       <w:pPr>
@@ -98,15 +183,317 @@
           <w:sz w:val="28"/>
           <w:szCs w:val="28"/>
         </w:rPr>
-        <w:t>Εμφανίστε το πλήθος των γλωσσών που έχει η Νότια Αφρικ</w:t>
-      </w:r>
-      <w:r>
-        <w:rPr>
-          <w:sz w:val="28"/>
-          <w:szCs w:val="28"/>
-        </w:rPr>
-        <w:t>ή</w:t>
-      </w:r>
+        <w:t>Εμφανίστε όλες τις γλώσσες που έχει η Νότια Αφρική</w:t>
+      </w:r>
+    </w:p>
+    <w:p>
+      <w:pPr>
+        <w:rPr>
+          <w:sz w:val="28"/>
+          <w:szCs w:val="28"/>
+          <w:lang w:val="en-US"/>
+        </w:rPr>
+      </w:pPr>
+    </w:p>
+    <w:p>
+      <w:pPr>
+        <w:ind w:left="1440"/>
+        <w:rPr>
+          <w:rFonts w:ascii="Consolas" w:hAnsi="Consolas"/>
+          <w:sz w:val="28"/>
+          <w:szCs w:val="28"/>
+          <w:highlight w:val="yellow"/>
+          <w:lang w:val="en-US"/>
+        </w:rPr>
+      </w:pPr>
+      <w:r>
+        <w:rPr>
+          <w:rFonts w:ascii="Consolas" w:hAnsi="Consolas"/>
+          <w:sz w:val="28"/>
+          <w:szCs w:val="28"/>
+          <w:highlight w:val="yellow"/>
+          <w:lang w:val="en-US"/>
+        </w:rPr>
+        <w:t xml:space="preserve">select languages. language from </w:t>
+      </w:r>
+      <w:proofErr w:type="gramStart"/>
+      <w:r>
+        <w:rPr>
+          <w:rFonts w:ascii="Consolas" w:hAnsi="Consolas"/>
+          <w:sz w:val="28"/>
+          <w:szCs w:val="28"/>
+          <w:highlight w:val="yellow"/>
+          <w:lang w:val="en-US"/>
+        </w:rPr>
+        <w:t>languages ,</w:t>
+      </w:r>
+      <w:proofErr w:type="gramEnd"/>
+      <w:r>
+        <w:rPr>
+          <w:rFonts w:ascii="Consolas" w:hAnsi="Consolas"/>
+          <w:sz w:val="28"/>
+          <w:szCs w:val="28"/>
+          <w:highlight w:val="yellow"/>
+          <w:lang w:val="en-US"/>
+        </w:rPr>
+        <w:t xml:space="preserve"> </w:t>
+      </w:r>
+      <w:proofErr w:type="spellStart"/>
+      <w:r>
+        <w:rPr>
+          <w:rFonts w:ascii="Consolas" w:hAnsi="Consolas"/>
+          <w:sz w:val="28"/>
+          <w:szCs w:val="28"/>
+          <w:highlight w:val="yellow"/>
+          <w:lang w:val="en-US"/>
+        </w:rPr>
+        <w:t>country_languages</w:t>
+      </w:r>
+      <w:proofErr w:type="spellEnd"/>
+    </w:p>
+    <w:p>
+      <w:pPr>
+        <w:ind w:left="1440"/>
+        <w:rPr>
+          <w:rFonts w:ascii="Consolas" w:hAnsi="Consolas"/>
+          <w:sz w:val="28"/>
+          <w:szCs w:val="28"/>
+          <w:highlight w:val="yellow"/>
+          <w:lang w:val="en-US"/>
+        </w:rPr>
+      </w:pPr>
+      <w:proofErr w:type="gramStart"/>
+      <w:r>
+        <w:rPr>
+          <w:rFonts w:ascii="Consolas" w:hAnsi="Consolas"/>
+          <w:sz w:val="28"/>
+          <w:szCs w:val="28"/>
+          <w:highlight w:val="yellow"/>
+          <w:lang w:val="en-US"/>
+        </w:rPr>
+        <w:t>,countries</w:t>
+      </w:r>
+      <w:proofErr w:type="gramEnd"/>
+    </w:p>
+    <w:p>
+      <w:pPr>
+        <w:ind w:left="1440"/>
+        <w:rPr>
+          <w:rFonts w:ascii="Consolas" w:hAnsi="Consolas"/>
+          <w:sz w:val="28"/>
+          <w:szCs w:val="28"/>
+          <w:highlight w:val="yellow"/>
+          <w:lang w:val="en-US"/>
+        </w:rPr>
+      </w:pPr>
+      <w:proofErr w:type="gramStart"/>
+      <w:r>
+        <w:rPr>
+          <w:rFonts w:ascii="Consolas" w:hAnsi="Consolas"/>
+          <w:sz w:val="28"/>
+          <w:szCs w:val="28"/>
+          <w:highlight w:val="yellow"/>
+          <w:lang w:val="en-US"/>
+        </w:rPr>
+        <w:t>where</w:t>
+      </w:r>
+      <w:proofErr w:type="gramEnd"/>
+      <w:r>
+        <w:rPr>
+          <w:rFonts w:ascii="Consolas" w:hAnsi="Consolas"/>
+          <w:sz w:val="28"/>
+          <w:szCs w:val="28"/>
+          <w:highlight w:val="yellow"/>
+          <w:lang w:val="en-US"/>
+        </w:rPr>
+        <w:t xml:space="preserve"> languages. </w:t>
+      </w:r>
+      <w:proofErr w:type="spellStart"/>
+      <w:r>
+        <w:rPr>
+          <w:rFonts w:ascii="Consolas" w:hAnsi="Consolas"/>
+          <w:sz w:val="28"/>
+          <w:szCs w:val="28"/>
+          <w:highlight w:val="yellow"/>
+          <w:lang w:val="en-US"/>
+        </w:rPr>
+        <w:t>language_id</w:t>
+      </w:r>
+      <w:proofErr w:type="spellEnd"/>
+      <w:r>
+        <w:rPr>
+          <w:rFonts w:ascii="Consolas" w:hAnsi="Consolas"/>
+          <w:sz w:val="28"/>
+          <w:szCs w:val="28"/>
+          <w:highlight w:val="yellow"/>
+          <w:lang w:val="en-US"/>
+        </w:rPr>
+        <w:t>=</w:t>
+      </w:r>
+      <w:proofErr w:type="spellStart"/>
+      <w:r>
+        <w:rPr>
+          <w:rFonts w:ascii="Consolas" w:hAnsi="Consolas"/>
+          <w:sz w:val="28"/>
+          <w:szCs w:val="28"/>
+          <w:highlight w:val="yellow"/>
+          <w:lang w:val="en-US"/>
+        </w:rPr>
+        <w:t>country_languages</w:t>
+      </w:r>
+      <w:proofErr w:type="spellEnd"/>
+      <w:r>
+        <w:rPr>
+          <w:rFonts w:ascii="Consolas" w:hAnsi="Consolas"/>
+          <w:sz w:val="28"/>
+          <w:szCs w:val="28"/>
+          <w:highlight w:val="yellow"/>
+          <w:lang w:val="en-US"/>
+        </w:rPr>
+        <w:t xml:space="preserve">. </w:t>
+      </w:r>
+      <w:proofErr w:type="spellStart"/>
+      <w:r>
+        <w:rPr>
+          <w:rFonts w:ascii="Consolas" w:hAnsi="Consolas"/>
+          <w:sz w:val="28"/>
+          <w:szCs w:val="28"/>
+          <w:highlight w:val="yellow"/>
+          <w:lang w:val="en-US"/>
+        </w:rPr>
+        <w:t>language_id</w:t>
+      </w:r>
+      <w:proofErr w:type="spellEnd"/>
+    </w:p>
+    <w:p>
+      <w:pPr>
+        <w:ind w:left="1440"/>
+        <w:rPr>
+          <w:rFonts w:ascii="Consolas" w:hAnsi="Consolas"/>
+          <w:sz w:val="28"/>
+          <w:szCs w:val="28"/>
+          <w:highlight w:val="yellow"/>
+          <w:lang w:val="en-US"/>
+        </w:rPr>
+      </w:pPr>
+      <w:r>
+        <w:rPr>
+          <w:rFonts w:ascii="Consolas" w:hAnsi="Consolas"/>
+          <w:sz w:val="28"/>
+          <w:szCs w:val="28"/>
+          <w:highlight w:val="yellow"/>
+          <w:lang w:val="en-US"/>
+        </w:rPr>
+        <w:t xml:space="preserve">and </w:t>
+      </w:r>
+      <w:proofErr w:type="spellStart"/>
+      <w:r>
+        <w:rPr>
+          <w:rFonts w:ascii="Consolas" w:hAnsi="Consolas"/>
+          <w:sz w:val="28"/>
+          <w:szCs w:val="28"/>
+          <w:highlight w:val="yellow"/>
+          <w:lang w:val="en-US"/>
+        </w:rPr>
+        <w:t>country_languages</w:t>
+      </w:r>
+      <w:proofErr w:type="spellEnd"/>
+      <w:r>
+        <w:rPr>
+          <w:rFonts w:ascii="Consolas" w:hAnsi="Consolas"/>
+          <w:sz w:val="28"/>
+          <w:szCs w:val="28"/>
+          <w:highlight w:val="yellow"/>
+          <w:lang w:val="en-US"/>
+        </w:rPr>
+        <w:t xml:space="preserve">. </w:t>
+      </w:r>
+      <w:proofErr w:type="spellStart"/>
+      <w:r>
+        <w:rPr>
+          <w:rFonts w:ascii="Consolas" w:hAnsi="Consolas"/>
+          <w:sz w:val="28"/>
+          <w:szCs w:val="28"/>
+          <w:highlight w:val="yellow"/>
+          <w:lang w:val="en-US"/>
+        </w:rPr>
+        <w:t>country_id</w:t>
+      </w:r>
+      <w:proofErr w:type="spellEnd"/>
+      <w:r>
+        <w:rPr>
+          <w:rFonts w:ascii="Consolas" w:hAnsi="Consolas"/>
+          <w:sz w:val="28"/>
+          <w:szCs w:val="28"/>
+          <w:highlight w:val="yellow"/>
+          <w:lang w:val="en-US"/>
+        </w:rPr>
+        <w:t xml:space="preserve">= countries. </w:t>
+      </w:r>
+      <w:proofErr w:type="spellStart"/>
+      <w:r>
+        <w:rPr>
+          <w:rFonts w:ascii="Consolas" w:hAnsi="Consolas"/>
+          <w:sz w:val="28"/>
+          <w:szCs w:val="28"/>
+          <w:highlight w:val="yellow"/>
+          <w:lang w:val="en-US"/>
+        </w:rPr>
+        <w:t>country_id</w:t>
+      </w:r>
+      <w:proofErr w:type="spellEnd"/>
+      <w:r>
+        <w:rPr>
+          <w:rFonts w:ascii="Consolas" w:hAnsi="Consolas"/>
+          <w:sz w:val="28"/>
+          <w:szCs w:val="28"/>
+          <w:highlight w:val="yellow"/>
+          <w:lang w:val="en-US"/>
+        </w:rPr>
+        <w:t xml:space="preserve"> and</w:t>
+      </w:r>
+    </w:p>
+    <w:p>
+      <w:pPr>
+        <w:ind w:left="1440"/>
+        <w:rPr>
+          <w:rFonts w:ascii="Consolas" w:hAnsi="Consolas"/>
+          <w:sz w:val="28"/>
+          <w:szCs w:val="28"/>
+          <w:lang w:val="en-US"/>
+        </w:rPr>
+      </w:pPr>
+      <w:r>
+        <w:rPr>
+          <w:rFonts w:ascii="Consolas" w:hAnsi="Consolas"/>
+          <w:sz w:val="28"/>
+          <w:szCs w:val="28"/>
+          <w:highlight w:val="yellow"/>
+          <w:lang w:val="en-US"/>
+        </w:rPr>
+        <w:t>countries. name like 'South Africa</w:t>
+      </w:r>
+      <w:proofErr w:type="gramStart"/>
+      <w:r>
+        <w:rPr>
+          <w:rFonts w:ascii="Consolas" w:hAnsi="Consolas"/>
+          <w:sz w:val="28"/>
+          <w:szCs w:val="28"/>
+          <w:highlight w:val="yellow"/>
+          <w:lang w:val="en-US"/>
+        </w:rPr>
+        <w:t>';</w:t>
+      </w:r>
+      <w:proofErr w:type="gramEnd"/>
+    </w:p>
+    <w:p>
+      <w:pPr>
+        <w:rPr>
+          <w:sz w:val="28"/>
+          <w:szCs w:val="28"/>
+          <w:lang w:val="en-US"/>
+        </w:rPr>
+      </w:pPr>
     </w:p>
     <w:p>
       <w:pPr>
@@ -125,8 +512,365 @@
           <w:sz w:val="28"/>
           <w:szCs w:val="28"/>
         </w:rPr>
-        <w:t>Εμφανίστε μόνο τις επίσημες γλώσσες που έχει η Νότια Αφρική</w:t>
-      </w:r>
+        <w:t>Εμφανίστε το πλήθος των γλωσσών που έχει η Νότια Αφρικ</w:t>
+      </w:r>
+      <w:r>
+        <w:rPr>
+          <w:sz w:val="28"/>
+          <w:szCs w:val="28"/>
+        </w:rPr>
+        <w:t>ή</w:t>
+      </w:r>
+    </w:p>
+    <w:p>
+      <w:pPr>
+        <w:rPr>
+          <w:sz w:val="28"/>
+          <w:szCs w:val="28"/>
+          <w:lang w:val="en-US"/>
+        </w:rPr>
+      </w:pPr>
+    </w:p>
+    <w:p>
+      <w:pPr>
+        <w:ind w:left="1440"/>
+        <w:rPr>
+          <w:rFonts w:ascii="Consolas" w:hAnsi="Consolas"/>
+          <w:sz w:val="28"/>
+          <w:szCs w:val="28"/>
+          <w:highlight w:val="yellow"/>
+          <w:lang w:val="en-US"/>
+        </w:rPr>
+      </w:pPr>
+      <w:r>
+        <w:rPr>
+          <w:rFonts w:ascii="Consolas" w:hAnsi="Consolas"/>
+          <w:sz w:val="28"/>
+          <w:szCs w:val="28"/>
+          <w:highlight w:val="yellow"/>
+          <w:lang w:val="en-US"/>
+        </w:rPr>
+        <w:t xml:space="preserve">select countries. name, </w:t>
+      </w:r>
+      <w:proofErr w:type="gramStart"/>
+      <w:r>
+        <w:rPr>
+          <w:rFonts w:ascii="Consolas" w:hAnsi="Consolas"/>
+          <w:sz w:val="28"/>
+          <w:szCs w:val="28"/>
+          <w:highlight w:val="yellow"/>
+          <w:lang w:val="en-US"/>
+        </w:rPr>
+        <w:t>count(</w:t>
+      </w:r>
+      <w:proofErr w:type="gramEnd"/>
+      <w:r>
+        <w:rPr>
+          <w:rFonts w:ascii="Consolas" w:hAnsi="Consolas"/>
+          <w:sz w:val="28"/>
+          <w:szCs w:val="28"/>
+          <w:highlight w:val="yellow"/>
+          <w:lang w:val="en-US"/>
+        </w:rPr>
+        <w:t>languages. language) from languages</w:t>
+      </w:r>
+    </w:p>
+    <w:p>
+      <w:pPr>
+        <w:ind w:left="1440"/>
+        <w:rPr>
+          <w:rFonts w:ascii="Consolas" w:hAnsi="Consolas"/>
+          <w:sz w:val="28"/>
+          <w:szCs w:val="28"/>
+          <w:highlight w:val="yellow"/>
+          <w:lang w:val="en-US"/>
+        </w:rPr>
+      </w:pPr>
+      <w:proofErr w:type="gramStart"/>
+      <w:r>
+        <w:rPr>
+          <w:rFonts w:ascii="Consolas" w:hAnsi="Consolas"/>
+          <w:sz w:val="28"/>
+          <w:szCs w:val="28"/>
+          <w:highlight w:val="yellow"/>
+          <w:lang w:val="en-US"/>
+        </w:rPr>
+        <w:t>,</w:t>
+      </w:r>
+      <w:proofErr w:type="spellStart"/>
+      <w:r>
+        <w:rPr>
+          <w:rFonts w:ascii="Consolas" w:hAnsi="Consolas"/>
+          <w:sz w:val="28"/>
+          <w:szCs w:val="28"/>
+          <w:highlight w:val="yellow"/>
+          <w:lang w:val="en-US"/>
+        </w:rPr>
+        <w:t>country</w:t>
+      </w:r>
+      <w:proofErr w:type="gramEnd"/>
+      <w:r>
+        <w:rPr>
+          <w:rFonts w:ascii="Consolas" w:hAnsi="Consolas"/>
+          <w:sz w:val="28"/>
+          <w:szCs w:val="28"/>
+          <w:highlight w:val="yellow"/>
+          <w:lang w:val="en-US"/>
+        </w:rPr>
+        <w:t>_</w:t>
+      </w:r>
+      <w:proofErr w:type="gramStart"/>
+      <w:r>
+        <w:rPr>
+          <w:rFonts w:ascii="Consolas" w:hAnsi="Consolas"/>
+          <w:sz w:val="28"/>
+          <w:szCs w:val="28"/>
+          <w:highlight w:val="yellow"/>
+          <w:lang w:val="en-US"/>
+        </w:rPr>
+        <w:t>languages</w:t>
+      </w:r>
+      <w:proofErr w:type="spellEnd"/>
+      <w:r>
+        <w:rPr>
+          <w:rFonts w:ascii="Consolas" w:hAnsi="Consolas"/>
+          <w:sz w:val="28"/>
+          <w:szCs w:val="28"/>
+          <w:highlight w:val="yellow"/>
+          <w:lang w:val="en-US"/>
+        </w:rPr>
+        <w:t xml:space="preserve"> ,</w:t>
+      </w:r>
+      <w:proofErr w:type="gramEnd"/>
+      <w:r>
+        <w:rPr>
+          <w:rFonts w:ascii="Consolas" w:hAnsi="Consolas"/>
+          <w:sz w:val="28"/>
+          <w:szCs w:val="28"/>
+          <w:highlight w:val="yellow"/>
+          <w:lang w:val="en-US"/>
+        </w:rPr>
+        <w:t xml:space="preserve"> countries</w:t>
+      </w:r>
+    </w:p>
+    <w:p>
+      <w:pPr>
+        <w:ind w:left="1440"/>
+        <w:rPr>
+          <w:rFonts w:ascii="Consolas" w:hAnsi="Consolas"/>
+          <w:sz w:val="28"/>
+          <w:szCs w:val="28"/>
+          <w:highlight w:val="yellow"/>
+          <w:lang w:val="en-US"/>
+        </w:rPr>
+      </w:pPr>
+      <w:proofErr w:type="gramStart"/>
+      <w:r>
+        <w:rPr>
+          <w:rFonts w:ascii="Consolas" w:hAnsi="Consolas"/>
+          <w:sz w:val="28"/>
+          <w:szCs w:val="28"/>
+          <w:highlight w:val="yellow"/>
+          <w:lang w:val="en-US"/>
+        </w:rPr>
+        <w:t>where</w:t>
+      </w:r>
+      <w:proofErr w:type="gramEnd"/>
+      <w:r>
+        <w:rPr>
+          <w:rFonts w:ascii="Consolas" w:hAnsi="Consolas"/>
+          <w:sz w:val="28"/>
+          <w:szCs w:val="28"/>
+          <w:highlight w:val="yellow"/>
+          <w:lang w:val="en-US"/>
+        </w:rPr>
+        <w:t xml:space="preserve"> languages. </w:t>
+      </w:r>
+      <w:proofErr w:type="spellStart"/>
+      <w:r>
+        <w:rPr>
+          <w:rFonts w:ascii="Consolas" w:hAnsi="Consolas"/>
+          <w:sz w:val="28"/>
+          <w:szCs w:val="28"/>
+          <w:highlight w:val="yellow"/>
+          <w:lang w:val="en-US"/>
+        </w:rPr>
+        <w:t>language_id</w:t>
+      </w:r>
+      <w:proofErr w:type="spellEnd"/>
+      <w:r>
+        <w:rPr>
+          <w:rFonts w:ascii="Consolas" w:hAnsi="Consolas"/>
+          <w:sz w:val="28"/>
+          <w:szCs w:val="28"/>
+          <w:highlight w:val="yellow"/>
+          <w:lang w:val="en-US"/>
+        </w:rPr>
+        <w:t>=</w:t>
+      </w:r>
+      <w:proofErr w:type="spellStart"/>
+      <w:r>
+        <w:rPr>
+          <w:rFonts w:ascii="Consolas" w:hAnsi="Consolas"/>
+          <w:sz w:val="28"/>
+          <w:szCs w:val="28"/>
+          <w:highlight w:val="yellow"/>
+          <w:lang w:val="en-US"/>
+        </w:rPr>
+        <w:t>country_languages</w:t>
+      </w:r>
+      <w:proofErr w:type="spellEnd"/>
+      <w:r>
+        <w:rPr>
+          <w:rFonts w:ascii="Consolas" w:hAnsi="Consolas"/>
+          <w:sz w:val="28"/>
+          <w:szCs w:val="28"/>
+          <w:highlight w:val="yellow"/>
+          <w:lang w:val="en-US"/>
+        </w:rPr>
+        <w:t xml:space="preserve">. </w:t>
+      </w:r>
+      <w:proofErr w:type="spellStart"/>
+      <w:r>
+        <w:rPr>
+          <w:rFonts w:ascii="Consolas" w:hAnsi="Consolas"/>
+          <w:sz w:val="28"/>
+          <w:szCs w:val="28"/>
+          <w:highlight w:val="yellow"/>
+          <w:lang w:val="en-US"/>
+        </w:rPr>
+        <w:t>language_id</w:t>
+      </w:r>
+      <w:proofErr w:type="spellEnd"/>
+    </w:p>
+    <w:p>
+      <w:pPr>
+        <w:ind w:left="1440"/>
+        <w:rPr>
+          <w:rFonts w:ascii="Consolas" w:hAnsi="Consolas"/>
+          <w:sz w:val="28"/>
+          <w:szCs w:val="28"/>
+          <w:highlight w:val="yellow"/>
+          <w:lang w:val="en-US"/>
+        </w:rPr>
+      </w:pPr>
+      <w:r>
+        <w:rPr>
+          <w:rFonts w:ascii="Consolas" w:hAnsi="Consolas"/>
+          <w:sz w:val="28"/>
+          <w:szCs w:val="28"/>
+          <w:highlight w:val="yellow"/>
+          <w:lang w:val="en-US"/>
+        </w:rPr>
+        <w:t xml:space="preserve">and </w:t>
+      </w:r>
+      <w:proofErr w:type="spellStart"/>
+      <w:r>
+        <w:rPr>
+          <w:rFonts w:ascii="Consolas" w:hAnsi="Consolas"/>
+          <w:sz w:val="28"/>
+          <w:szCs w:val="28"/>
+          <w:highlight w:val="yellow"/>
+          <w:lang w:val="en-US"/>
+        </w:rPr>
+        <w:t>country_languages</w:t>
+      </w:r>
+      <w:proofErr w:type="spellEnd"/>
+      <w:r>
+        <w:rPr>
+          <w:rFonts w:ascii="Consolas" w:hAnsi="Consolas"/>
+          <w:sz w:val="28"/>
+          <w:szCs w:val="28"/>
+          <w:highlight w:val="yellow"/>
+          <w:lang w:val="en-US"/>
+        </w:rPr>
+        <w:t xml:space="preserve">. </w:t>
+      </w:r>
+      <w:proofErr w:type="spellStart"/>
+      <w:r>
+        <w:rPr>
+          <w:rFonts w:ascii="Consolas" w:hAnsi="Consolas"/>
+          <w:sz w:val="28"/>
+          <w:szCs w:val="28"/>
+          <w:highlight w:val="yellow"/>
+          <w:lang w:val="en-US"/>
+        </w:rPr>
+        <w:t>country_id</w:t>
+      </w:r>
+      <w:proofErr w:type="spellEnd"/>
+      <w:r>
+        <w:rPr>
+          <w:rFonts w:ascii="Consolas" w:hAnsi="Consolas"/>
+          <w:sz w:val="28"/>
+          <w:szCs w:val="28"/>
+          <w:highlight w:val="yellow"/>
+          <w:lang w:val="en-US"/>
+        </w:rPr>
+        <w:t xml:space="preserve">= countries. </w:t>
+      </w:r>
+      <w:proofErr w:type="spellStart"/>
+      <w:r>
+        <w:rPr>
+          <w:rFonts w:ascii="Consolas" w:hAnsi="Consolas"/>
+          <w:sz w:val="28"/>
+          <w:szCs w:val="28"/>
+          <w:highlight w:val="yellow"/>
+          <w:lang w:val="en-US"/>
+        </w:rPr>
+        <w:t>country_id</w:t>
+      </w:r>
+      <w:proofErr w:type="spellEnd"/>
+      <w:r>
+        <w:rPr>
+          <w:rFonts w:ascii="Consolas" w:hAnsi="Consolas"/>
+          <w:sz w:val="28"/>
+          <w:szCs w:val="28"/>
+          <w:highlight w:val="yellow"/>
+          <w:lang w:val="en-US"/>
+        </w:rPr>
+        <w:t xml:space="preserve"> and</w:t>
+      </w:r>
+    </w:p>
+    <w:p>
+      <w:pPr>
+        <w:ind w:left="1440"/>
+        <w:rPr>
+          <w:sz w:val="28"/>
+          <w:szCs w:val="28"/>
+          <w:lang w:val="en-US"/>
+        </w:rPr>
+      </w:pPr>
+      <w:r>
+        <w:rPr>
+          <w:rFonts w:ascii="Consolas" w:hAnsi="Consolas"/>
+          <w:sz w:val="28"/>
+          <w:szCs w:val="28"/>
+          <w:highlight w:val="yellow"/>
+          <w:lang w:val="en-US"/>
+        </w:rPr>
+        <w:t>countries. name like 'South Africa</w:t>
+      </w:r>
+      <w:proofErr w:type="gramStart"/>
+      <w:r>
+        <w:rPr>
+          <w:rFonts w:ascii="Consolas" w:hAnsi="Consolas"/>
+          <w:sz w:val="28"/>
+          <w:szCs w:val="28"/>
+          <w:highlight w:val="yellow"/>
+          <w:lang w:val="en-US"/>
+        </w:rPr>
+        <w:t>';</w:t>
+      </w:r>
+      <w:proofErr w:type="gramEnd"/>
+    </w:p>
+    <w:p>
+      <w:pPr>
+        <w:rPr>
+          <w:sz w:val="28"/>
+          <w:szCs w:val="28"/>
+          <w:lang w:val="en-US"/>
+        </w:rPr>
+      </w:pPr>
     </w:p>
     <w:p>
       <w:pPr>
@@ -145,8 +889,338 @@
           <w:sz w:val="28"/>
           <w:szCs w:val="28"/>
         </w:rPr>
-        <w:t>Εμφανίστε το όνομα της χώρας με την μεγαλύτερη έκταση</w:t>
-      </w:r>
+        <w:t>Εμφανίστε μόνο τις επίσημες γλώσσες που έχει η Νότια Αφρική</w:t>
+      </w:r>
+    </w:p>
+    <w:p>
+      <w:pPr>
+        <w:rPr>
+          <w:sz w:val="28"/>
+          <w:szCs w:val="28"/>
+          <w:lang w:val="en-US"/>
+        </w:rPr>
+      </w:pPr>
+    </w:p>
+    <w:p>
+      <w:pPr>
+        <w:rPr>
+          <w:sz w:val="28"/>
+          <w:szCs w:val="28"/>
+          <w:lang w:val="en-US"/>
+        </w:rPr>
+      </w:pPr>
+    </w:p>
+    <w:p>
+      <w:pPr>
+        <w:ind w:left="1440"/>
+        <w:rPr>
+          <w:rFonts w:ascii="Consolas" w:hAnsi="Consolas"/>
+          <w:sz w:val="28"/>
+          <w:szCs w:val="28"/>
+          <w:highlight w:val="yellow"/>
+          <w:lang w:val="en-US"/>
+        </w:rPr>
+      </w:pPr>
+      <w:r>
+        <w:rPr>
+          <w:rFonts w:ascii="Consolas" w:hAnsi="Consolas"/>
+          <w:sz w:val="28"/>
+          <w:szCs w:val="28"/>
+          <w:highlight w:val="yellow"/>
+          <w:lang w:val="en-US"/>
+        </w:rPr>
+        <w:t xml:space="preserve">select languages. language from </w:t>
+      </w:r>
+      <w:proofErr w:type="gramStart"/>
+      <w:r>
+        <w:rPr>
+          <w:rFonts w:ascii="Consolas" w:hAnsi="Consolas"/>
+          <w:sz w:val="28"/>
+          <w:szCs w:val="28"/>
+          <w:highlight w:val="yellow"/>
+          <w:lang w:val="en-US"/>
+        </w:rPr>
+        <w:t>languages ,</w:t>
+      </w:r>
+      <w:proofErr w:type="gramEnd"/>
+      <w:r>
+        <w:rPr>
+          <w:rFonts w:ascii="Consolas" w:hAnsi="Consolas"/>
+          <w:sz w:val="28"/>
+          <w:szCs w:val="28"/>
+          <w:highlight w:val="yellow"/>
+          <w:lang w:val="en-US"/>
+        </w:rPr>
+        <w:t xml:space="preserve"> </w:t>
+      </w:r>
+      <w:proofErr w:type="spellStart"/>
+      <w:r>
+        <w:rPr>
+          <w:rFonts w:ascii="Consolas" w:hAnsi="Consolas"/>
+          <w:sz w:val="28"/>
+          <w:szCs w:val="28"/>
+          <w:highlight w:val="yellow"/>
+          <w:lang w:val="en-US"/>
+        </w:rPr>
+        <w:t>country_languages</w:t>
+      </w:r>
+      <w:proofErr w:type="spellEnd"/>
+    </w:p>
+    <w:p>
+      <w:pPr>
+        <w:ind w:left="1440"/>
+        <w:rPr>
+          <w:rFonts w:ascii="Consolas" w:hAnsi="Consolas"/>
+          <w:sz w:val="28"/>
+          <w:szCs w:val="28"/>
+          <w:highlight w:val="yellow"/>
+          <w:lang w:val="en-US"/>
+        </w:rPr>
+      </w:pPr>
+      <w:proofErr w:type="gramStart"/>
+      <w:r>
+        <w:rPr>
+          <w:rFonts w:ascii="Consolas" w:hAnsi="Consolas"/>
+          <w:sz w:val="28"/>
+          <w:szCs w:val="28"/>
+          <w:highlight w:val="yellow"/>
+          <w:lang w:val="en-US"/>
+        </w:rPr>
+        <w:t>,countries</w:t>
+      </w:r>
+      <w:proofErr w:type="gramEnd"/>
+    </w:p>
+    <w:p>
+      <w:pPr>
+        <w:ind w:left="1440"/>
+        <w:rPr>
+          <w:rFonts w:ascii="Consolas" w:hAnsi="Consolas"/>
+          <w:sz w:val="28"/>
+          <w:szCs w:val="28"/>
+          <w:highlight w:val="yellow"/>
+          <w:lang w:val="en-US"/>
+        </w:rPr>
+      </w:pPr>
+      <w:proofErr w:type="gramStart"/>
+      <w:r>
+        <w:rPr>
+          <w:rFonts w:ascii="Consolas" w:hAnsi="Consolas"/>
+          <w:sz w:val="28"/>
+          <w:szCs w:val="28"/>
+          <w:highlight w:val="yellow"/>
+          <w:lang w:val="en-US"/>
+        </w:rPr>
+        <w:t>where</w:t>
+      </w:r>
+      <w:proofErr w:type="gramEnd"/>
+      <w:r>
+        <w:rPr>
+          <w:rFonts w:ascii="Consolas" w:hAnsi="Consolas"/>
+          <w:sz w:val="28"/>
+          <w:szCs w:val="28"/>
+          <w:highlight w:val="yellow"/>
+          <w:lang w:val="en-US"/>
+        </w:rPr>
+        <w:t xml:space="preserve"> languages. </w:t>
+      </w:r>
+      <w:proofErr w:type="spellStart"/>
+      <w:r>
+        <w:rPr>
+          <w:rFonts w:ascii="Consolas" w:hAnsi="Consolas"/>
+          <w:sz w:val="28"/>
+          <w:szCs w:val="28"/>
+          <w:highlight w:val="yellow"/>
+          <w:lang w:val="en-US"/>
+        </w:rPr>
+        <w:t>language_id</w:t>
+      </w:r>
+      <w:proofErr w:type="spellEnd"/>
+      <w:r>
+        <w:rPr>
+          <w:rFonts w:ascii="Consolas" w:hAnsi="Consolas"/>
+          <w:sz w:val="28"/>
+          <w:szCs w:val="28"/>
+          <w:highlight w:val="yellow"/>
+          <w:lang w:val="en-US"/>
+        </w:rPr>
+        <w:t>=</w:t>
+      </w:r>
+      <w:proofErr w:type="spellStart"/>
+      <w:r>
+        <w:rPr>
+          <w:rFonts w:ascii="Consolas" w:hAnsi="Consolas"/>
+          <w:sz w:val="28"/>
+          <w:szCs w:val="28"/>
+          <w:highlight w:val="yellow"/>
+          <w:lang w:val="en-US"/>
+        </w:rPr>
+        <w:t>country_</w:t>
+      </w:r>
+      <w:proofErr w:type="gramStart"/>
+      <w:r>
+        <w:rPr>
+          <w:rFonts w:ascii="Consolas" w:hAnsi="Consolas"/>
+          <w:sz w:val="28"/>
+          <w:szCs w:val="28"/>
+          <w:highlight w:val="yellow"/>
+          <w:lang w:val="en-US"/>
+        </w:rPr>
+        <w:t>languages.language</w:t>
+      </w:r>
+      <w:proofErr w:type="gramEnd"/>
+      <w:r>
+        <w:rPr>
+          <w:rFonts w:ascii="Consolas" w:hAnsi="Consolas"/>
+          <w:sz w:val="28"/>
+          <w:szCs w:val="28"/>
+          <w:highlight w:val="yellow"/>
+          <w:lang w:val="en-US"/>
+        </w:rPr>
+        <w:t>_id</w:t>
+      </w:r>
+      <w:proofErr w:type="spellEnd"/>
+    </w:p>
+    <w:p>
+      <w:pPr>
+        <w:ind w:left="1440"/>
+        <w:rPr>
+          <w:rFonts w:ascii="Consolas" w:hAnsi="Consolas"/>
+          <w:sz w:val="28"/>
+          <w:szCs w:val="28"/>
+          <w:highlight w:val="yellow"/>
+          <w:lang w:val="en-US"/>
+        </w:rPr>
+      </w:pPr>
+      <w:r>
+        <w:rPr>
+          <w:rFonts w:ascii="Consolas" w:hAnsi="Consolas"/>
+          <w:sz w:val="28"/>
+          <w:szCs w:val="28"/>
+          <w:highlight w:val="yellow"/>
+          <w:lang w:val="en-US"/>
+        </w:rPr>
+        <w:t xml:space="preserve">and </w:t>
+      </w:r>
+      <w:proofErr w:type="spellStart"/>
+      <w:r>
+        <w:rPr>
+          <w:rFonts w:ascii="Consolas" w:hAnsi="Consolas"/>
+          <w:sz w:val="28"/>
+          <w:szCs w:val="28"/>
+          <w:highlight w:val="yellow"/>
+          <w:lang w:val="en-US"/>
+        </w:rPr>
+        <w:t>country_languages</w:t>
+      </w:r>
+      <w:proofErr w:type="spellEnd"/>
+      <w:r>
+        <w:rPr>
+          <w:rFonts w:ascii="Consolas" w:hAnsi="Consolas"/>
+          <w:sz w:val="28"/>
+          <w:szCs w:val="28"/>
+          <w:highlight w:val="yellow"/>
+          <w:lang w:val="en-US"/>
+        </w:rPr>
+        <w:t xml:space="preserve">. </w:t>
+      </w:r>
+      <w:proofErr w:type="spellStart"/>
+      <w:r>
+        <w:rPr>
+          <w:rFonts w:ascii="Consolas" w:hAnsi="Consolas"/>
+          <w:sz w:val="28"/>
+          <w:szCs w:val="28"/>
+          <w:highlight w:val="yellow"/>
+          <w:lang w:val="en-US"/>
+        </w:rPr>
+        <w:t>country_id</w:t>
+      </w:r>
+      <w:proofErr w:type="spellEnd"/>
+      <w:r>
+        <w:rPr>
+          <w:rFonts w:ascii="Consolas" w:hAnsi="Consolas"/>
+          <w:sz w:val="28"/>
+          <w:szCs w:val="28"/>
+          <w:highlight w:val="yellow"/>
+          <w:lang w:val="en-US"/>
+        </w:rPr>
+        <w:t xml:space="preserve">= countries. </w:t>
+      </w:r>
+      <w:proofErr w:type="spellStart"/>
+      <w:r>
+        <w:rPr>
+          <w:rFonts w:ascii="Consolas" w:hAnsi="Consolas"/>
+          <w:sz w:val="28"/>
+          <w:szCs w:val="28"/>
+          <w:highlight w:val="yellow"/>
+          <w:lang w:val="en-US"/>
+        </w:rPr>
+        <w:t>country_id</w:t>
+      </w:r>
+      <w:proofErr w:type="spellEnd"/>
+      <w:r>
+        <w:rPr>
+          <w:rFonts w:ascii="Consolas" w:hAnsi="Consolas"/>
+          <w:sz w:val="28"/>
+          <w:szCs w:val="28"/>
+          <w:highlight w:val="yellow"/>
+          <w:lang w:val="en-US"/>
+        </w:rPr>
+        <w:t xml:space="preserve"> and</w:t>
+      </w:r>
+    </w:p>
+    <w:p>
+      <w:pPr>
+        <w:ind w:left="1440"/>
+        <w:rPr>
+          <w:rFonts w:ascii="Consolas" w:hAnsi="Consolas"/>
+          <w:sz w:val="28"/>
+          <w:szCs w:val="28"/>
+          <w:highlight w:val="yellow"/>
+          <w:lang w:val="en-US"/>
+        </w:rPr>
+      </w:pPr>
+      <w:r>
+        <w:rPr>
+          <w:rFonts w:ascii="Consolas" w:hAnsi="Consolas"/>
+          <w:sz w:val="28"/>
+          <w:szCs w:val="28"/>
+          <w:highlight w:val="yellow"/>
+          <w:lang w:val="en-US"/>
+        </w:rPr>
+        <w:t>countries. name like 'South Africa'</w:t>
+      </w:r>
+    </w:p>
+    <w:p>
+      <w:pPr>
+        <w:ind w:left="1440"/>
+        <w:rPr>
+          <w:sz w:val="28"/>
+          <w:szCs w:val="28"/>
+          <w:lang w:val="en-US"/>
+        </w:rPr>
+      </w:pPr>
+      <w:r>
+        <w:rPr>
+          <w:rFonts w:ascii="Consolas" w:hAnsi="Consolas"/>
+          <w:sz w:val="28"/>
+          <w:szCs w:val="28"/>
+          <w:highlight w:val="yellow"/>
+          <w:lang w:val="en-US"/>
+        </w:rPr>
+        <w:t>and official=</w:t>
+      </w:r>
+      <w:proofErr w:type="gramStart"/>
+      <w:r>
+        <w:rPr>
+          <w:rFonts w:ascii="Consolas" w:hAnsi="Consolas"/>
+          <w:sz w:val="28"/>
+          <w:szCs w:val="28"/>
+          <w:highlight w:val="yellow"/>
+          <w:lang w:val="en-US"/>
+        </w:rPr>
+        <w:t>1;</w:t>
+      </w:r>
+      <w:proofErr w:type="gramEnd"/>
     </w:p>
     <w:p>
       <w:pPr>
@@ -165,8 +1239,81 @@
           <w:sz w:val="28"/>
           <w:szCs w:val="28"/>
         </w:rPr>
-        <w:t>Εμφανίστε το όνομα της χώρας με την μικρότερη έκταση</w:t>
-      </w:r>
+        <w:t>Εμφανίστε το όνομα της χώρας με την μεγαλύτερη έκταση</w:t>
+      </w:r>
+    </w:p>
+    <w:p>
+      <w:pPr>
+        <w:rPr>
+          <w:sz w:val="28"/>
+          <w:szCs w:val="28"/>
+          <w:lang w:val="en-US"/>
+        </w:rPr>
+      </w:pPr>
+    </w:p>
+    <w:p>
+      <w:pPr>
+        <w:ind w:left="1440"/>
+        <w:rPr>
+          <w:rFonts w:ascii="Consolas" w:hAnsi="Consolas"/>
+          <w:sz w:val="28"/>
+          <w:szCs w:val="28"/>
+          <w:lang w:val="en-US"/>
+        </w:rPr>
+      </w:pPr>
+      <w:r>
+        <w:rPr>
+          <w:rFonts w:ascii="Consolas" w:hAnsi="Consolas"/>
+          <w:sz w:val="28"/>
+          <w:szCs w:val="28"/>
+          <w:highlight w:val="yellow"/>
+          <w:lang w:val="en-US"/>
+        </w:rPr>
+        <w:t>select name from countries where area</w:t>
+      </w:r>
+      <w:proofErr w:type="gramStart"/>
+      <w:r>
+        <w:rPr>
+          <w:rFonts w:ascii="Consolas" w:hAnsi="Consolas"/>
+          <w:sz w:val="28"/>
+          <w:szCs w:val="28"/>
+          <w:highlight w:val="yellow"/>
+          <w:lang w:val="en-US"/>
+        </w:rPr>
+        <w:t>=(</w:t>
+      </w:r>
+      <w:proofErr w:type="gramEnd"/>
+      <w:r>
+        <w:rPr>
+          <w:rFonts w:ascii="Consolas" w:hAnsi="Consolas"/>
+          <w:sz w:val="28"/>
+          <w:szCs w:val="28"/>
+          <w:highlight w:val="yellow"/>
+          <w:lang w:val="en-US"/>
+        </w:rPr>
+        <w:t>select max(area) from countries</w:t>
+      </w:r>
+      <w:proofErr w:type="gramStart"/>
+      <w:r>
+        <w:rPr>
+          <w:rFonts w:ascii="Consolas" w:hAnsi="Consolas"/>
+          <w:sz w:val="28"/>
+          <w:szCs w:val="28"/>
+          <w:highlight w:val="yellow"/>
+          <w:lang w:val="en-US"/>
+        </w:rPr>
+        <w:t>);</w:t>
+      </w:r>
+      <w:proofErr w:type="gramEnd"/>
+    </w:p>
+    <w:p>
+      <w:pPr>
+        <w:rPr>
+          <w:sz w:val="28"/>
+          <w:szCs w:val="28"/>
+          <w:lang w:val="en-US"/>
+        </w:rPr>
+      </w:pPr>
     </w:p>
     <w:p>
       <w:pPr>
@@ -185,29 +1332,126 @@
           <w:sz w:val="28"/>
           <w:szCs w:val="28"/>
         </w:rPr>
-        <w:t>Εμφανίστε τα ονόματα των χωρών που ο πληθυσμό</w:t>
-      </w:r>
-      <w:r>
-        <w:rPr>
-          <w:sz w:val="28"/>
-          <w:szCs w:val="28"/>
-        </w:rPr>
-        <w:t>ς</w:t>
-      </w:r>
-      <w:r>
-        <w:rPr>
-          <w:sz w:val="28"/>
-          <w:szCs w:val="28"/>
-        </w:rPr>
-        <w:t xml:space="preserve"> τους είναι μεταξύ 10000-100000</w:t>
-      </w:r>
-      <w:r>
-        <w:rPr>
-          <w:sz w:val="28"/>
-          <w:szCs w:val="28"/>
-        </w:rPr>
-        <w:t xml:space="preserve"> την χρονιά 2015</w:t>
-      </w:r>
+        <w:t>Εμφανίστε το όνομα της χώρας με την μικρότερη έκταση</w:t>
+      </w:r>
+    </w:p>
+    <w:p>
+      <w:pPr>
+        <w:ind w:left="1440"/>
+        <w:rPr>
+          <w:sz w:val="28"/>
+          <w:szCs w:val="28"/>
+          <w:lang w:val="en-US"/>
+        </w:rPr>
+      </w:pPr>
+    </w:p>
+    <w:p>
+      <w:pPr>
+        <w:ind w:left="1440"/>
+        <w:rPr>
+          <w:rFonts w:ascii="Consolas" w:hAnsi="Consolas"/>
+          <w:sz w:val="28"/>
+          <w:szCs w:val="28"/>
+          <w:highlight w:val="yellow"/>
+          <w:lang w:val="en-US"/>
+        </w:rPr>
+      </w:pPr>
+      <w:r>
+        <w:rPr>
+          <w:rFonts w:ascii="Consolas" w:hAnsi="Consolas"/>
+          <w:sz w:val="28"/>
+          <w:szCs w:val="28"/>
+          <w:highlight w:val="yellow"/>
+          <w:lang w:val="en-US"/>
+        </w:rPr>
+        <w:t>SELECT name</w:t>
+      </w:r>
+    </w:p>
+    <w:p>
+      <w:pPr>
+        <w:ind w:left="1440"/>
+        <w:rPr>
+          <w:rFonts w:ascii="Consolas" w:hAnsi="Consolas"/>
+          <w:sz w:val="28"/>
+          <w:szCs w:val="28"/>
+          <w:highlight w:val="yellow"/>
+          <w:lang w:val="en-US"/>
+        </w:rPr>
+      </w:pPr>
+      <w:r>
+        <w:rPr>
+          <w:rFonts w:ascii="Consolas" w:hAnsi="Consolas"/>
+          <w:sz w:val="28"/>
+          <w:szCs w:val="28"/>
+          <w:highlight w:val="yellow"/>
+          <w:lang w:val="en-US"/>
+        </w:rPr>
+        <w:t>FROM countries</w:t>
+      </w:r>
+    </w:p>
+    <w:p>
+      <w:pPr>
+        <w:ind w:left="1440"/>
+        <w:rPr>
+          <w:rFonts w:ascii="Consolas" w:hAnsi="Consolas"/>
+          <w:sz w:val="28"/>
+          <w:szCs w:val="28"/>
+          <w:lang w:val="en-US"/>
+        </w:rPr>
+      </w:pPr>
+      <w:r>
+        <w:rPr>
+          <w:rFonts w:ascii="Consolas" w:hAnsi="Consolas"/>
+          <w:sz w:val="28"/>
+          <w:szCs w:val="28"/>
+          <w:highlight w:val="yellow"/>
+          <w:lang w:val="en-US"/>
+        </w:rPr>
+        <w:t xml:space="preserve">WHERE area = (SELECT </w:t>
+      </w:r>
+      <w:proofErr w:type="gramStart"/>
+      <w:r>
+        <w:rPr>
+          <w:rFonts w:ascii="Consolas" w:hAnsi="Consolas"/>
+          <w:sz w:val="28"/>
+          <w:szCs w:val="28"/>
+          <w:highlight w:val="yellow"/>
+          <w:lang w:val="en-US"/>
+        </w:rPr>
+        <w:t>MIN(</w:t>
+      </w:r>
+      <w:proofErr w:type="gramEnd"/>
+      <w:r>
+        <w:rPr>
+          <w:rFonts w:ascii="Consolas" w:hAnsi="Consolas"/>
+          <w:sz w:val="28"/>
+          <w:szCs w:val="28"/>
+          <w:highlight w:val="yellow"/>
+          <w:lang w:val="en-US"/>
+        </w:rPr>
+        <w:t>area) FROM countries</w:t>
+      </w:r>
+      <w:proofErr w:type="gramStart"/>
+      <w:r>
+        <w:rPr>
+          <w:rFonts w:ascii="Consolas" w:hAnsi="Consolas"/>
+          <w:sz w:val="28"/>
+          <w:szCs w:val="28"/>
+          <w:highlight w:val="yellow"/>
+          <w:lang w:val="en-US"/>
+        </w:rPr>
+        <w:t>);</w:t>
+      </w:r>
+      <w:proofErr w:type="gramEnd"/>
+    </w:p>
+    <w:p>
+      <w:pPr>
+        <w:rPr>
+          <w:sz w:val="28"/>
+          <w:szCs w:val="28"/>
+          <w:lang w:val="en-US"/>
+        </w:rPr>
+      </w:pPr>
     </w:p>
     <w:p>
       <w:pPr>
@@ -226,29 +1470,293 @@
           <w:sz w:val="28"/>
           <w:szCs w:val="28"/>
         </w:rPr>
-        <w:t xml:space="preserve">Εμφανίστε το όνομα των χωρών </w:t>
-      </w:r>
-      <w:r>
-        <w:rPr>
-          <w:sz w:val="28"/>
-          <w:szCs w:val="28"/>
-        </w:rPr>
-        <w:t xml:space="preserve">που το όνομά τους ξεκινάει με Α και </w:t>
-      </w:r>
-      <w:r>
-        <w:rPr>
-          <w:sz w:val="28"/>
-          <w:szCs w:val="28"/>
-        </w:rPr>
-        <w:t xml:space="preserve"> </w:t>
-      </w:r>
-      <w:r>
-        <w:rPr>
-          <w:sz w:val="28"/>
-          <w:szCs w:val="28"/>
-        </w:rPr>
-        <w:t>η εθνικής τους μέρα είναι μετά το 1900</w:t>
-      </w:r>
+        <w:t>Εμφανίστε τα ονόματα των χωρών που ο πληθυσμό</w:t>
+      </w:r>
+      <w:r>
+        <w:rPr>
+          <w:sz w:val="28"/>
+          <w:szCs w:val="28"/>
+        </w:rPr>
+        <w:t>ς</w:t>
+      </w:r>
+      <w:r>
+        <w:rPr>
+          <w:sz w:val="28"/>
+          <w:szCs w:val="28"/>
+        </w:rPr>
+        <w:t xml:space="preserve"> τους είναι μεταξύ 10000-100000</w:t>
+      </w:r>
+      <w:r>
+        <w:rPr>
+          <w:sz w:val="28"/>
+          <w:szCs w:val="28"/>
+        </w:rPr>
+        <w:t xml:space="preserve"> την χρονιά 2015</w:t>
+      </w:r>
+    </w:p>
+    <w:p>
+      <w:pPr>
+        <w:rPr>
+          <w:rFonts w:ascii="Consolas" w:hAnsi="Consolas"/>
+          <w:sz w:val="28"/>
+          <w:szCs w:val="28"/>
+          <w:lang w:val="en-US"/>
+        </w:rPr>
+      </w:pPr>
+    </w:p>
+    <w:p>
+      <w:pPr>
+        <w:rPr>
+          <w:rFonts w:ascii="Consolas" w:hAnsi="Consolas"/>
+          <w:sz w:val="28"/>
+          <w:szCs w:val="28"/>
+          <w:highlight w:val="yellow"/>
+          <w:lang w:val="en-US"/>
+        </w:rPr>
+      </w:pPr>
+      <w:r>
+        <w:rPr>
+          <w:rFonts w:ascii="Consolas" w:hAnsi="Consolas"/>
+          <w:sz w:val="28"/>
+          <w:szCs w:val="28"/>
+          <w:highlight w:val="yellow"/>
+          <w:lang w:val="en-US"/>
+        </w:rPr>
+        <w:t>SELECT c.name</w:t>
+      </w:r>
+    </w:p>
+    <w:p>
+      <w:pPr>
+        <w:rPr>
+          <w:rFonts w:ascii="Consolas" w:hAnsi="Consolas"/>
+          <w:sz w:val="28"/>
+          <w:szCs w:val="28"/>
+          <w:highlight w:val="yellow"/>
+          <w:lang w:val="en-US"/>
+        </w:rPr>
+      </w:pPr>
+      <w:r>
+        <w:rPr>
+          <w:rFonts w:ascii="Consolas" w:hAnsi="Consolas"/>
+          <w:sz w:val="28"/>
+          <w:szCs w:val="28"/>
+          <w:highlight w:val="yellow"/>
+          <w:lang w:val="en-US"/>
+        </w:rPr>
+        <w:t>FROM countries c</w:t>
+      </w:r>
+    </w:p>
+    <w:p>
+      <w:pPr>
+        <w:rPr>
+          <w:rFonts w:ascii="Consolas" w:hAnsi="Consolas"/>
+          <w:sz w:val="28"/>
+          <w:szCs w:val="28"/>
+          <w:highlight w:val="yellow"/>
+          <w:lang w:val="en-US"/>
+        </w:rPr>
+      </w:pPr>
+      <w:r>
+        <w:rPr>
+          <w:rFonts w:ascii="Consolas" w:hAnsi="Consolas"/>
+          <w:sz w:val="28"/>
+          <w:szCs w:val="28"/>
+          <w:highlight w:val="yellow"/>
+          <w:lang w:val="en-US"/>
+        </w:rPr>
+        <w:t xml:space="preserve">JOIN </w:t>
+      </w:r>
+      <w:proofErr w:type="spellStart"/>
+      <w:r>
+        <w:rPr>
+          <w:rFonts w:ascii="Consolas" w:hAnsi="Consolas"/>
+          <w:sz w:val="28"/>
+          <w:szCs w:val="28"/>
+          <w:highlight w:val="yellow"/>
+          <w:lang w:val="en-US"/>
+        </w:rPr>
+        <w:t>country_stats</w:t>
+      </w:r>
+      <w:proofErr w:type="spellEnd"/>
+      <w:r>
+        <w:rPr>
+          <w:rFonts w:ascii="Consolas" w:hAnsi="Consolas"/>
+          <w:sz w:val="28"/>
+          <w:szCs w:val="28"/>
+          <w:highlight w:val="yellow"/>
+          <w:lang w:val="en-US"/>
+        </w:rPr>
+        <w:t xml:space="preserve"> cs ON </w:t>
+      </w:r>
+      <w:proofErr w:type="spellStart"/>
+      <w:proofErr w:type="gramStart"/>
+      <w:r>
+        <w:rPr>
+          <w:rFonts w:ascii="Consolas" w:hAnsi="Consolas"/>
+          <w:sz w:val="28"/>
+          <w:szCs w:val="28"/>
+          <w:highlight w:val="yellow"/>
+          <w:lang w:val="en-US"/>
+        </w:rPr>
+        <w:t>c.country</w:t>
+      </w:r>
+      <w:proofErr w:type="gramEnd"/>
+      <w:r>
+        <w:rPr>
+          <w:rFonts w:ascii="Consolas" w:hAnsi="Consolas"/>
+          <w:sz w:val="28"/>
+          <w:szCs w:val="28"/>
+          <w:highlight w:val="yellow"/>
+          <w:lang w:val="en-US"/>
+        </w:rPr>
+        <w:t>_id</w:t>
+      </w:r>
+      <w:proofErr w:type="spellEnd"/>
+      <w:r>
+        <w:rPr>
+          <w:rFonts w:ascii="Consolas" w:hAnsi="Consolas"/>
+          <w:sz w:val="28"/>
+          <w:szCs w:val="28"/>
+          <w:highlight w:val="yellow"/>
+          <w:lang w:val="en-US"/>
+        </w:rPr>
+        <w:t xml:space="preserve"> = </w:t>
+      </w:r>
+      <w:proofErr w:type="spellStart"/>
+      <w:proofErr w:type="gramStart"/>
+      <w:r>
+        <w:rPr>
+          <w:rFonts w:ascii="Consolas" w:hAnsi="Consolas"/>
+          <w:sz w:val="28"/>
+          <w:szCs w:val="28"/>
+          <w:highlight w:val="yellow"/>
+          <w:lang w:val="en-US"/>
+        </w:rPr>
+        <w:t>cs.country</w:t>
+      </w:r>
+      <w:proofErr w:type="gramEnd"/>
+      <w:r>
+        <w:rPr>
+          <w:rFonts w:ascii="Consolas" w:hAnsi="Consolas"/>
+          <w:sz w:val="28"/>
+          <w:szCs w:val="28"/>
+          <w:highlight w:val="yellow"/>
+          <w:lang w:val="en-US"/>
+        </w:rPr>
+        <w:t>_id</w:t>
+      </w:r>
+      <w:proofErr w:type="spellEnd"/>
+    </w:p>
+    <w:p>
+      <w:pPr>
+        <w:rPr>
+          <w:rFonts w:ascii="Consolas" w:hAnsi="Consolas"/>
+          <w:sz w:val="28"/>
+          <w:szCs w:val="28"/>
+          <w:highlight w:val="yellow"/>
+          <w:lang w:val="en-US"/>
+        </w:rPr>
+      </w:pPr>
+      <w:r>
+        <w:rPr>
+          <w:rFonts w:ascii="Consolas" w:hAnsi="Consolas"/>
+          <w:sz w:val="28"/>
+          <w:szCs w:val="28"/>
+          <w:highlight w:val="yellow"/>
+          <w:lang w:val="en-US"/>
+        </w:rPr>
+        <w:t xml:space="preserve">WHERE </w:t>
+      </w:r>
+      <w:proofErr w:type="spellStart"/>
+      <w:proofErr w:type="gramStart"/>
+      <w:r>
+        <w:rPr>
+          <w:rFonts w:ascii="Consolas" w:hAnsi="Consolas"/>
+          <w:sz w:val="28"/>
+          <w:szCs w:val="28"/>
+          <w:highlight w:val="yellow"/>
+          <w:lang w:val="en-US"/>
+        </w:rPr>
+        <w:t>cs.year</w:t>
+      </w:r>
+      <w:proofErr w:type="spellEnd"/>
+      <w:proofErr w:type="gramEnd"/>
+      <w:r>
+        <w:rPr>
+          <w:rFonts w:ascii="Consolas" w:hAnsi="Consolas"/>
+          <w:sz w:val="28"/>
+          <w:szCs w:val="28"/>
+          <w:highlight w:val="yellow"/>
+          <w:lang w:val="en-US"/>
+        </w:rPr>
+        <w:t xml:space="preserve"> = 2015</w:t>
+      </w:r>
+    </w:p>
+    <w:p>
+      <w:pPr>
+        <w:rPr>
+          <w:rFonts w:ascii="Consolas" w:hAnsi="Consolas"/>
+          <w:sz w:val="28"/>
+          <w:szCs w:val="28"/>
+          <w:lang w:val="en-US"/>
+        </w:rPr>
+      </w:pPr>
+      <w:r>
+        <w:rPr>
+          <w:rFonts w:ascii="Consolas" w:hAnsi="Consolas"/>
+          <w:sz w:val="28"/>
+          <w:szCs w:val="28"/>
+          <w:highlight w:val="yellow"/>
+          <w:lang w:val="en-US"/>
+        </w:rPr>
+        <w:lastRenderedPageBreak/>
+        <w:t xml:space="preserve">  AND </w:t>
+      </w:r>
+      <w:proofErr w:type="spellStart"/>
+      <w:proofErr w:type="gramStart"/>
+      <w:r>
+        <w:rPr>
+          <w:rFonts w:ascii="Consolas" w:hAnsi="Consolas"/>
+          <w:sz w:val="28"/>
+          <w:szCs w:val="28"/>
+          <w:highlight w:val="yellow"/>
+          <w:lang w:val="en-US"/>
+        </w:rPr>
+        <w:t>cs.population</w:t>
+      </w:r>
+      <w:proofErr w:type="spellEnd"/>
+      <w:proofErr w:type="gramEnd"/>
+      <w:r>
+        <w:rPr>
+          <w:rFonts w:ascii="Consolas" w:hAnsi="Consolas"/>
+          <w:sz w:val="28"/>
+          <w:szCs w:val="28"/>
+          <w:highlight w:val="yellow"/>
+          <w:lang w:val="en-US"/>
+        </w:rPr>
+        <w:t xml:space="preserve"> BETWEEN 10000 AND </w:t>
+      </w:r>
+      <w:proofErr w:type="gramStart"/>
+      <w:r>
+        <w:rPr>
+          <w:rFonts w:ascii="Consolas" w:hAnsi="Consolas"/>
+          <w:sz w:val="28"/>
+          <w:szCs w:val="28"/>
+          <w:highlight w:val="yellow"/>
+          <w:lang w:val="en-US"/>
+        </w:rPr>
+        <w:t>100000;</w:t>
+      </w:r>
+      <w:proofErr w:type="gramEnd"/>
+    </w:p>
+    <w:p>
+      <w:pPr>
+        <w:rPr>
+          <w:sz w:val="28"/>
+          <w:szCs w:val="28"/>
+          <w:lang w:val="en-US"/>
+        </w:rPr>
+      </w:pPr>
     </w:p>
     <w:p>
       <w:pPr>
@@ -267,8 +1775,169 @@
           <w:sz w:val="28"/>
           <w:szCs w:val="28"/>
         </w:rPr>
-        <w:t>Εμφανίστε το όνομα  και την έκταση των χωρών που έχουν έκταση κάτω από 10000</w:t>
-      </w:r>
+        <w:t xml:space="preserve">Εμφανίστε το όνομα των χωρών </w:t>
+      </w:r>
+      <w:r>
+        <w:rPr>
+          <w:sz w:val="28"/>
+          <w:szCs w:val="28"/>
+        </w:rPr>
+        <w:t xml:space="preserve">που το όνομά τους ξεκινάει με Α και </w:t>
+      </w:r>
+      <w:r>
+        <w:rPr>
+          <w:sz w:val="28"/>
+          <w:szCs w:val="28"/>
+        </w:rPr>
+        <w:t xml:space="preserve"> </w:t>
+      </w:r>
+      <w:r>
+        <w:rPr>
+          <w:sz w:val="28"/>
+          <w:szCs w:val="28"/>
+        </w:rPr>
+        <w:t>η εθνικής τους μέρα είναι μετά το 1900</w:t>
+      </w:r>
+    </w:p>
+    <w:p>
+      <w:pPr>
+        <w:rPr>
+          <w:rFonts w:ascii="Consolas" w:hAnsi="Consolas"/>
+          <w:sz w:val="28"/>
+          <w:szCs w:val="28"/>
+          <w:lang w:val="en-US"/>
+        </w:rPr>
+      </w:pPr>
+    </w:p>
+    <w:p>
+      <w:pPr>
+        <w:ind w:left="1440"/>
+        <w:rPr>
+          <w:rFonts w:ascii="Consolas" w:hAnsi="Consolas"/>
+          <w:sz w:val="28"/>
+          <w:szCs w:val="28"/>
+          <w:highlight w:val="yellow"/>
+          <w:lang w:val="en-US"/>
+        </w:rPr>
+      </w:pPr>
+      <w:r>
+        <w:rPr>
+          <w:rFonts w:ascii="Consolas" w:hAnsi="Consolas"/>
+          <w:sz w:val="28"/>
+          <w:szCs w:val="28"/>
+          <w:highlight w:val="yellow"/>
+          <w:lang w:val="en-US"/>
+        </w:rPr>
+        <w:t>SELECT name</w:t>
+      </w:r>
+    </w:p>
+    <w:p>
+      <w:pPr>
+        <w:ind w:left="1440"/>
+        <w:rPr>
+          <w:rFonts w:ascii="Consolas" w:hAnsi="Consolas"/>
+          <w:sz w:val="28"/>
+          <w:szCs w:val="28"/>
+          <w:highlight w:val="yellow"/>
+          <w:lang w:val="en-US"/>
+        </w:rPr>
+      </w:pPr>
+      <w:r>
+        <w:rPr>
+          <w:rFonts w:ascii="Consolas" w:hAnsi="Consolas"/>
+          <w:sz w:val="28"/>
+          <w:szCs w:val="28"/>
+          <w:highlight w:val="yellow"/>
+          <w:lang w:val="en-US"/>
+        </w:rPr>
+        <w:t>FROM countries</w:t>
+      </w:r>
+    </w:p>
+    <w:p>
+      <w:pPr>
+        <w:ind w:left="1440"/>
+        <w:rPr>
+          <w:rFonts w:ascii="Consolas" w:hAnsi="Consolas"/>
+          <w:sz w:val="28"/>
+          <w:szCs w:val="28"/>
+          <w:highlight w:val="yellow"/>
+          <w:lang w:val="en-US"/>
+        </w:rPr>
+      </w:pPr>
+      <w:r>
+        <w:rPr>
+          <w:rFonts w:ascii="Consolas" w:hAnsi="Consolas"/>
+          <w:sz w:val="28"/>
+          <w:szCs w:val="28"/>
+          <w:highlight w:val="yellow"/>
+          <w:lang w:val="en-US"/>
+        </w:rPr>
+        <w:t>WHERE name LIKE 'A%'</w:t>
+      </w:r>
+    </w:p>
+    <w:p>
+      <w:pPr>
+        <w:ind w:left="1440"/>
+        <w:rPr>
+          <w:rFonts w:ascii="Consolas" w:hAnsi="Consolas"/>
+          <w:sz w:val="28"/>
+          <w:szCs w:val="28"/>
+          <w:lang w:val="en-US"/>
+        </w:rPr>
+      </w:pPr>
+      <w:r>
+        <w:rPr>
+          <w:rFonts w:ascii="Consolas" w:hAnsi="Consolas"/>
+          <w:sz w:val="28"/>
+          <w:szCs w:val="28"/>
+          <w:highlight w:val="yellow"/>
+          <w:lang w:val="en-US"/>
+        </w:rPr>
+        <w:t xml:space="preserve">  AND </w:t>
+      </w:r>
+      <w:proofErr w:type="spellStart"/>
+      <w:r>
+        <w:rPr>
+          <w:rFonts w:ascii="Consolas" w:hAnsi="Consolas"/>
+          <w:sz w:val="28"/>
+          <w:szCs w:val="28"/>
+          <w:highlight w:val="yellow"/>
+          <w:lang w:val="en-US"/>
+        </w:rPr>
+        <w:t>national_day</w:t>
+      </w:r>
+      <w:proofErr w:type="spellEnd"/>
+      <w:r>
+        <w:rPr>
+          <w:rFonts w:ascii="Consolas" w:hAnsi="Consolas"/>
+          <w:sz w:val="28"/>
+          <w:szCs w:val="28"/>
+          <w:highlight w:val="yellow"/>
+          <w:lang w:val="en-US"/>
+        </w:rPr>
+        <w:t xml:space="preserve"> &gt; '1900-01-01</w:t>
+      </w:r>
+      <w:proofErr w:type="gramStart"/>
+      <w:r>
+        <w:rPr>
+          <w:rFonts w:ascii="Consolas" w:hAnsi="Consolas"/>
+          <w:sz w:val="28"/>
+          <w:szCs w:val="28"/>
+          <w:highlight w:val="yellow"/>
+          <w:lang w:val="en-US"/>
+        </w:rPr>
+        <w:t>';</w:t>
+      </w:r>
+      <w:proofErr w:type="gramEnd"/>
+    </w:p>
+    <w:p>
+      <w:pPr>
+        <w:rPr>
+          <w:sz w:val="28"/>
+          <w:szCs w:val="28"/>
+          <w:lang w:val="en-US"/>
+        </w:rPr>
+      </w:pPr>
     </w:p>
     <w:p>
       <w:pPr>
@@ -287,45 +1956,121 @@
           <w:sz w:val="28"/>
           <w:szCs w:val="28"/>
         </w:rPr>
-        <w:t>Εμφανίστε το πλήθος των χωρών που έχουν έκταση πάνω από 10000</w:t>
-      </w:r>
-    </w:p>
-    <w:p>
-      <w:pPr>
-        <w:rPr>
-          <w:sz w:val="28"/>
-          <w:szCs w:val="28"/>
-        </w:rPr>
-      </w:pPr>
-      <w:r>
-        <w:rPr>
-          <w:sz w:val="28"/>
-          <w:szCs w:val="28"/>
-        </w:rPr>
-        <w:t xml:space="preserve">Ερωτήσεις στην Βάση </w:t>
-      </w:r>
-      <w:r>
-        <w:rPr>
-          <w:sz w:val="28"/>
-          <w:szCs w:val="28"/>
-          <w:lang w:val="en-US"/>
-        </w:rPr>
-        <w:t>nations</w:t>
-      </w:r>
-      <w:r>
-        <w:rPr>
-          <w:sz w:val="28"/>
-          <w:szCs w:val="28"/>
-        </w:rPr>
-        <w:t xml:space="preserve"> 11-2</w:t>
-      </w:r>
-      <w:r>
-        <w:rPr>
-          <w:sz w:val="28"/>
-          <w:szCs w:val="28"/>
-        </w:rPr>
-        <w:t>5</w:t>
-      </w:r>
+        <w:t>Εμφανίστε το όνομα  και την έκταση των χωρών που έχουν έκταση κάτω από 10000</w:t>
+      </w:r>
+    </w:p>
+    <w:p>
+      <w:pPr>
+        <w:rPr>
+          <w:sz w:val="28"/>
+          <w:szCs w:val="28"/>
+          <w:lang w:val="en-US"/>
+        </w:rPr>
+      </w:pPr>
+    </w:p>
+    <w:p>
+      <w:pPr>
+        <w:ind w:left="1440"/>
+        <w:rPr>
+          <w:rFonts w:ascii="Consolas" w:hAnsi="Consolas"/>
+          <w:sz w:val="28"/>
+          <w:szCs w:val="28"/>
+          <w:highlight w:val="yellow"/>
+          <w:lang w:val="en-US"/>
+        </w:rPr>
+      </w:pPr>
+      <w:r>
+        <w:rPr>
+          <w:rFonts w:ascii="Consolas" w:hAnsi="Consolas"/>
+          <w:sz w:val="28"/>
+          <w:szCs w:val="28"/>
+          <w:highlight w:val="yellow"/>
+          <w:lang w:val="en-US"/>
+        </w:rPr>
+        <w:t>SELECT name, area</w:t>
+      </w:r>
+    </w:p>
+    <w:p>
+      <w:pPr>
+        <w:ind w:left="1440"/>
+        <w:rPr>
+          <w:rFonts w:ascii="Consolas" w:hAnsi="Consolas"/>
+          <w:sz w:val="28"/>
+          <w:szCs w:val="28"/>
+          <w:highlight w:val="yellow"/>
+          <w:lang w:val="en-US"/>
+        </w:rPr>
+      </w:pPr>
+      <w:r>
+        <w:rPr>
+          <w:rFonts w:ascii="Consolas" w:hAnsi="Consolas"/>
+          <w:sz w:val="28"/>
+          <w:szCs w:val="28"/>
+          <w:highlight w:val="yellow"/>
+          <w:lang w:val="en-US"/>
+        </w:rPr>
+        <w:t>FROM countries</w:t>
+      </w:r>
+    </w:p>
+    <w:p>
+      <w:pPr>
+        <w:ind w:left="1440"/>
+        <w:rPr>
+          <w:rFonts w:ascii="Consolas" w:hAnsi="Consolas"/>
+          <w:sz w:val="28"/>
+          <w:szCs w:val="28"/>
+          <w:lang w:val="en-US"/>
+        </w:rPr>
+      </w:pPr>
+      <w:r>
+        <w:rPr>
+          <w:rFonts w:ascii="Consolas" w:hAnsi="Consolas"/>
+          <w:sz w:val="28"/>
+          <w:szCs w:val="28"/>
+          <w:highlight w:val="yellow"/>
+          <w:lang w:val="en-US"/>
+        </w:rPr>
+        <w:t xml:space="preserve">WHERE area &lt; </w:t>
+      </w:r>
+      <w:proofErr w:type="gramStart"/>
+      <w:r>
+        <w:rPr>
+          <w:rFonts w:ascii="Consolas" w:hAnsi="Consolas"/>
+          <w:sz w:val="28"/>
+          <w:szCs w:val="28"/>
+          <w:highlight w:val="yellow"/>
+          <w:lang w:val="en-US"/>
+        </w:rPr>
+        <w:t>10000;</w:t>
+      </w:r>
+      <w:proofErr w:type="gramEnd"/>
+    </w:p>
+    <w:p>
+      <w:pPr>
+        <w:rPr>
+          <w:sz w:val="28"/>
+          <w:szCs w:val="28"/>
+          <w:lang w:val="en-US"/>
+        </w:rPr>
+      </w:pPr>
+    </w:p>
+    <w:p>
+      <w:pPr>
+        <w:rPr>
+          <w:sz w:val="28"/>
+          <w:szCs w:val="28"/>
+          <w:lang w:val="en-US"/>
+        </w:rPr>
+      </w:pPr>
+    </w:p>
+    <w:p>
+      <w:pPr>
+        <w:rPr>
+          <w:sz w:val="28"/>
+          <w:szCs w:val="28"/>
+          <w:lang w:val="en-US"/>
+        </w:rPr>
+      </w:pPr>
     </w:p>
     <w:p>
       <w:pPr>
@@ -344,52 +2089,174 @@
           <w:sz w:val="28"/>
           <w:szCs w:val="28"/>
         </w:rPr>
-        <w:t xml:space="preserve">Εμφανίστε τις διαφορετικές χρονολογίες που υπάρχουν στον πίνακα </w:t>
-      </w:r>
-      <w:r>
-        <w:rPr>
-          <w:sz w:val="28"/>
-          <w:szCs w:val="28"/>
-          <w:lang w:val="en-US"/>
-        </w:rPr>
-        <w:t>county</w:t>
-      </w:r>
-      <w:r>
-        <w:rPr>
-          <w:sz w:val="28"/>
-          <w:szCs w:val="28"/>
-        </w:rPr>
-        <w:t>_</w:t>
-      </w:r>
-      <w:r>
-        <w:rPr>
-          <w:sz w:val="28"/>
-          <w:szCs w:val="28"/>
-          <w:lang w:val="en-US"/>
-        </w:rPr>
-        <w:t>stats</w:t>
-      </w:r>
-      <w:r>
-        <w:rPr>
-          <w:sz w:val="28"/>
-          <w:szCs w:val="28"/>
-        </w:rPr>
-        <w:t xml:space="preserve"> (</w:t>
-      </w:r>
-      <w:r>
-        <w:rPr>
-          <w:sz w:val="28"/>
-          <w:szCs w:val="28"/>
-          <w:lang w:val="en-US"/>
-        </w:rPr>
-        <w:t>DISTINCT</w:t>
-      </w:r>
-      <w:r>
-        <w:rPr>
-          <w:sz w:val="28"/>
-          <w:szCs w:val="28"/>
-        </w:rPr>
-        <w:t>)</w:t>
+        <w:t>Εμφανίστε το πλήθος των χωρών που έχουν έκταση πάνω από 10000</w:t>
+      </w:r>
+    </w:p>
+    <w:p>
+      <w:pPr>
+        <w:rPr>
+          <w:sz w:val="28"/>
+          <w:szCs w:val="28"/>
+          <w:lang w:val="en-US"/>
+        </w:rPr>
+      </w:pPr>
+    </w:p>
+    <w:p>
+      <w:pPr>
+        <w:ind w:left="1440"/>
+        <w:rPr>
+          <w:rFonts w:ascii="Consolas" w:hAnsi="Consolas"/>
+          <w:sz w:val="28"/>
+          <w:szCs w:val="28"/>
+          <w:highlight w:val="yellow"/>
+          <w:lang w:val="en-US"/>
+        </w:rPr>
+      </w:pPr>
+      <w:r>
+        <w:rPr>
+          <w:rFonts w:ascii="Consolas" w:hAnsi="Consolas"/>
+          <w:sz w:val="28"/>
+          <w:szCs w:val="28"/>
+          <w:highlight w:val="yellow"/>
+          <w:lang w:val="en-US"/>
+        </w:rPr>
+        <w:t xml:space="preserve">SELECT </w:t>
+      </w:r>
+      <w:proofErr w:type="gramStart"/>
+      <w:r>
+        <w:rPr>
+          <w:rFonts w:ascii="Consolas" w:hAnsi="Consolas"/>
+          <w:sz w:val="28"/>
+          <w:szCs w:val="28"/>
+          <w:highlight w:val="yellow"/>
+          <w:lang w:val="en-US"/>
+        </w:rPr>
+        <w:t>COUNT(</w:t>
+      </w:r>
+      <w:proofErr w:type="gramEnd"/>
+      <w:r>
+        <w:rPr>
+          <w:rFonts w:ascii="Consolas" w:hAnsi="Consolas"/>
+          <w:sz w:val="28"/>
+          <w:szCs w:val="28"/>
+          <w:highlight w:val="yellow"/>
+          <w:lang w:val="en-US"/>
+        </w:rPr>
+        <w:t xml:space="preserve">*) AS </w:t>
+      </w:r>
+      <w:proofErr w:type="spellStart"/>
+      <w:r>
+        <w:rPr>
+          <w:rFonts w:ascii="Consolas" w:hAnsi="Consolas"/>
+          <w:sz w:val="28"/>
+          <w:szCs w:val="28"/>
+          <w:highlight w:val="yellow"/>
+          <w:lang w:val="en-US"/>
+        </w:rPr>
+        <w:t>plithos_xoron</w:t>
+      </w:r>
+      <w:proofErr w:type="spellEnd"/>
+    </w:p>
+    <w:p>
+      <w:pPr>
+        <w:ind w:left="1440"/>
+        <w:rPr>
+          <w:rFonts w:ascii="Consolas" w:hAnsi="Consolas"/>
+          <w:sz w:val="28"/>
+          <w:szCs w:val="28"/>
+          <w:highlight w:val="yellow"/>
+          <w:lang w:val="en-US"/>
+        </w:rPr>
+      </w:pPr>
+      <w:r>
+        <w:rPr>
+          <w:rFonts w:ascii="Consolas" w:hAnsi="Consolas"/>
+          <w:sz w:val="28"/>
+          <w:szCs w:val="28"/>
+          <w:highlight w:val="yellow"/>
+          <w:lang w:val="en-US"/>
+        </w:rPr>
+        <w:t>FROM countries</w:t>
+      </w:r>
+    </w:p>
+    <w:p>
+      <w:pPr>
+        <w:ind w:left="1440"/>
+        <w:rPr>
+          <w:rFonts w:ascii="Consolas" w:hAnsi="Consolas"/>
+          <w:sz w:val="28"/>
+          <w:szCs w:val="28"/>
+          <w:lang w:val="en-US"/>
+        </w:rPr>
+      </w:pPr>
+      <w:r>
+        <w:rPr>
+          <w:rFonts w:ascii="Consolas" w:hAnsi="Consolas"/>
+          <w:sz w:val="28"/>
+          <w:szCs w:val="28"/>
+          <w:highlight w:val="yellow"/>
+          <w:lang w:val="en-US"/>
+        </w:rPr>
+        <w:t xml:space="preserve">WHERE area &gt; </w:t>
+      </w:r>
+      <w:proofErr w:type="gramStart"/>
+      <w:r>
+        <w:rPr>
+          <w:rFonts w:ascii="Consolas" w:hAnsi="Consolas"/>
+          <w:sz w:val="28"/>
+          <w:szCs w:val="28"/>
+          <w:highlight w:val="yellow"/>
+          <w:lang w:val="en-US"/>
+        </w:rPr>
+        <w:t>10000;</w:t>
+      </w:r>
+      <w:proofErr w:type="gramEnd"/>
+    </w:p>
+    <w:p>
+      <w:pPr>
+        <w:rPr>
+          <w:rFonts w:ascii="Consolas" w:hAnsi="Consolas"/>
+          <w:sz w:val="28"/>
+          <w:szCs w:val="28"/>
+          <w:lang w:val="en-US"/>
+        </w:rPr>
+      </w:pPr>
+    </w:p>
+    <w:p>
+      <w:pPr>
+        <w:rPr>
+          <w:sz w:val="28"/>
+          <w:szCs w:val="28"/>
+        </w:rPr>
+      </w:pPr>
+      <w:r>
+        <w:rPr>
+          <w:sz w:val="28"/>
+          <w:szCs w:val="28"/>
+        </w:rPr>
+        <w:t xml:space="preserve">Ερωτήσεις στην Βάση </w:t>
+      </w:r>
+      <w:r>
+        <w:rPr>
+          <w:sz w:val="28"/>
+          <w:szCs w:val="28"/>
+          <w:lang w:val="en-US"/>
+        </w:rPr>
+        <w:t>nations</w:t>
+      </w:r>
+      <w:r>
+        <w:rPr>
+          <w:sz w:val="28"/>
+          <w:szCs w:val="28"/>
+        </w:rPr>
+        <w:t xml:space="preserve"> 11-2</w:t>
+      </w:r>
+      <w:r>
+        <w:rPr>
+          <w:sz w:val="28"/>
+          <w:szCs w:val="28"/>
+        </w:rPr>
+        <w:t>5</w:t>
       </w:r>
     </w:p>
     <w:p>
@@ -409,7 +2276,53 @@
           <w:sz w:val="28"/>
           <w:szCs w:val="28"/>
         </w:rPr>
-        <w:t>Να εμφανίσετε το όνομα της κάθε χώρας και την έκτασή της ταξινομημένα αλφαβητικά ως προς το όνομα της χώρας</w:t>
+        <w:lastRenderedPageBreak/>
+        <w:t xml:space="preserve">Εμφανίστε τις διαφορετικές χρονολογίες που υπάρχουν στον πίνακα </w:t>
+      </w:r>
+      <w:r>
+        <w:rPr>
+          <w:sz w:val="28"/>
+          <w:szCs w:val="28"/>
+          <w:lang w:val="en-US"/>
+        </w:rPr>
+        <w:t>county</w:t>
+      </w:r>
+      <w:r>
+        <w:rPr>
+          <w:sz w:val="28"/>
+          <w:szCs w:val="28"/>
+        </w:rPr>
+        <w:t>_</w:t>
+      </w:r>
+      <w:r>
+        <w:rPr>
+          <w:sz w:val="28"/>
+          <w:szCs w:val="28"/>
+          <w:lang w:val="en-US"/>
+        </w:rPr>
+        <w:t>stats</w:t>
+      </w:r>
+      <w:r>
+        <w:rPr>
+          <w:sz w:val="28"/>
+          <w:szCs w:val="28"/>
+        </w:rPr>
+        <w:t xml:space="preserve"> (</w:t>
+      </w:r>
+      <w:r>
+        <w:rPr>
+          <w:sz w:val="28"/>
+          <w:szCs w:val="28"/>
+          <w:lang w:val="en-US"/>
+        </w:rPr>
+        <w:t>DISTINCT</w:t>
+      </w:r>
+      <w:r>
+        <w:rPr>
+          <w:sz w:val="28"/>
+          <w:szCs w:val="28"/>
+        </w:rPr>
+        <w:t>)</w:t>
       </w:r>
     </w:p>
     <w:p>
@@ -429,37 +2342,7 @@
           <w:sz w:val="28"/>
           <w:szCs w:val="28"/>
         </w:rPr>
-        <w:t>Να εμφανίσετε το όνομα της κάθε χώρας και τον κωδικό της περιοχής οργανωμένα κατά όνομα και κατά κωδικό περιοχής (</w:t>
-      </w:r>
-      <w:r>
-        <w:rPr>
-          <w:sz w:val="28"/>
-          <w:szCs w:val="28"/>
-          <w:lang w:val="en-US"/>
-        </w:rPr>
-        <w:t>order</w:t>
-      </w:r>
-      <w:r>
-        <w:rPr>
-          <w:sz w:val="28"/>
-          <w:szCs w:val="28"/>
-        </w:rPr>
-        <w:t xml:space="preserve"> </w:t>
-      </w:r>
-      <w:r>
-        <w:rPr>
-          <w:sz w:val="28"/>
-          <w:szCs w:val="28"/>
-          <w:lang w:val="en-US"/>
-        </w:rPr>
-        <w:t>by</w:t>
-      </w:r>
-      <w:r>
-        <w:rPr>
-          <w:sz w:val="28"/>
-          <w:szCs w:val="28"/>
-        </w:rPr>
-        <w:t>)</w:t>
+        <w:t>Να εμφανίσετε το όνομα της κάθε χώρας και την έκτασή της ταξινομημένα αλφαβητικά ως προς το όνομα της χώρας</w:t>
       </w:r>
     </w:p>
     <w:p>
@@ -479,7 +2362,37 @@
           <w:sz w:val="28"/>
           <w:szCs w:val="28"/>
         </w:rPr>
-        <w:t>Εμφανίστε τα ονόματα και την έκταση των χωρών, που η έκτασή τους κυμαίνεται στο (1.500.500 -  2.700.500). Τα αποτελέσματα να είναι ταξινομημένα κατά αύξουσα  ως προς την έκταση</w:t>
+        <w:t>Να εμφανίσετε το όνομα της κάθε χώρας και τον κωδικό της περιοχής οργανωμένα κατά όνομα και κατά κωδικό περιοχής (</w:t>
+      </w:r>
+      <w:r>
+        <w:rPr>
+          <w:sz w:val="28"/>
+          <w:szCs w:val="28"/>
+          <w:lang w:val="en-US"/>
+        </w:rPr>
+        <w:t>order</w:t>
+      </w:r>
+      <w:r>
+        <w:rPr>
+          <w:sz w:val="28"/>
+          <w:szCs w:val="28"/>
+        </w:rPr>
+        <w:t xml:space="preserve"> </w:t>
+      </w:r>
+      <w:r>
+        <w:rPr>
+          <w:sz w:val="28"/>
+          <w:szCs w:val="28"/>
+          <w:lang w:val="en-US"/>
+        </w:rPr>
+        <w:t>by</w:t>
+      </w:r>
+      <w:r>
+        <w:rPr>
+          <w:sz w:val="28"/>
+          <w:szCs w:val="28"/>
+        </w:rPr>
+        <w:t>)</w:t>
       </w:r>
     </w:p>
     <w:p>
@@ -499,29 +2412,7 @@
           <w:sz w:val="28"/>
           <w:szCs w:val="28"/>
         </w:rPr>
-        <w:t xml:space="preserve">Εμφανίστε τα ονόματα των χωρών που το δεύτερο γράμμα τους είναι το </w:t>
-      </w:r>
-      <w:r>
-        <w:rPr>
-          <w:sz w:val="28"/>
-          <w:szCs w:val="28"/>
-        </w:rPr>
-        <w:t>“</w:t>
-      </w:r>
-      <w:r>
-        <w:rPr>
-          <w:sz w:val="28"/>
-          <w:szCs w:val="28"/>
-          <w:lang w:val="en-US"/>
-        </w:rPr>
-        <w:t>n</w:t>
-      </w:r>
-      <w:r>
-        <w:rPr>
-          <w:sz w:val="28"/>
-          <w:szCs w:val="28"/>
-        </w:rPr>
-        <w:t>”</w:t>
+        <w:t>Εμφανίστε τα ονόματα και την έκταση των χωρών, που η έκτασή τους κυμαίνεται στο (1.500.500 -  2.700.500). Τα αποτελέσματα να είναι ταξινομημένα κατά αύξουσα  ως προς την έκταση</w:t>
       </w:r>
     </w:p>
     <w:p>
@@ -541,7 +2432,29 @@
           <w:sz w:val="28"/>
           <w:szCs w:val="28"/>
         </w:rPr>
-        <w:t>Εμφανίστε τα ονόματα των χωρών που  ο κωδικός της περιοχής τους είναι ο 1 ή 2 ή 3 (ΙΝ)</w:t>
+        <w:t xml:space="preserve">Εμφανίστε τα ονόματα των χωρών που το δεύτερο γράμμα τους είναι το </w:t>
+      </w:r>
+      <w:r>
+        <w:rPr>
+          <w:sz w:val="28"/>
+          <w:szCs w:val="28"/>
+        </w:rPr>
+        <w:t>“</w:t>
+      </w:r>
+      <w:r>
+        <w:rPr>
+          <w:sz w:val="28"/>
+          <w:szCs w:val="28"/>
+          <w:lang w:val="en-US"/>
+        </w:rPr>
+        <w:t>n</w:t>
+      </w:r>
+      <w:r>
+        <w:rPr>
+          <w:sz w:val="28"/>
+          <w:szCs w:val="28"/>
+        </w:rPr>
+        <w:t>”</w:t>
       </w:r>
     </w:p>
     <w:p>
@@ -561,7 +2474,7 @@
           <w:sz w:val="28"/>
           <w:szCs w:val="28"/>
         </w:rPr>
-        <w:t>Να εμφανίσετε τα ονόματα των χωρών που ανήκουν στην ΑΣΙΑ</w:t>
+        <w:t>Εμφανίστε τα ονόματα των χωρών που  ο κωδικός της περιοχής τους είναι ο 1 ή 2 ή 3 (ΙΝ)</w:t>
       </w:r>
     </w:p>
     <w:p>
@@ -581,29 +2494,7 @@
           <w:sz w:val="28"/>
           <w:szCs w:val="28"/>
         </w:rPr>
-        <w:t xml:space="preserve">Εμφανίστε τα ονόματα των 10 πρώτων χωρών (αύξουσα) </w:t>
-      </w:r>
-      <w:r>
-        <w:rPr>
-          <w:sz w:val="28"/>
-          <w:szCs w:val="28"/>
-        </w:rPr>
-        <w:t>(</w:t>
-      </w:r>
-      <w:r>
-        <w:rPr>
-          <w:sz w:val="28"/>
-          <w:szCs w:val="28"/>
-          <w:lang w:val="en-US"/>
-        </w:rPr>
-        <w:t>limit</w:t>
-      </w:r>
-      <w:r>
-        <w:rPr>
-          <w:sz w:val="28"/>
-          <w:szCs w:val="28"/>
-        </w:rPr>
-        <w:t>)</w:t>
+        <w:t>Να εμφανίσετε τα ονόματα των χωρών που ανήκουν στην ΑΣΙΑ</w:t>
       </w:r>
     </w:p>
     <w:p>
@@ -623,14 +2514,14 @@
           <w:sz w:val="28"/>
           <w:szCs w:val="28"/>
         </w:rPr>
-        <w:t>Εμφανίστε τα ονόματα των 10 πρώτων χωρών (φθίνουσα)</w:t>
-      </w:r>
-      <w:r>
-        <w:rPr>
-          <w:sz w:val="28"/>
-          <w:szCs w:val="28"/>
-        </w:rPr>
-        <w:t xml:space="preserve"> (</w:t>
+        <w:t xml:space="preserve">Εμφανίστε τα ονόματα των 10 πρώτων χωρών (αύξουσα) </w:t>
+      </w:r>
+      <w:r>
+        <w:rPr>
+          <w:sz w:val="28"/>
+          <w:szCs w:val="28"/>
+        </w:rPr>
+        <w:t>(</w:t>
       </w:r>
       <w:r>
         <w:rPr>
@@ -665,7 +2556,7 @@
           <w:sz w:val="28"/>
           <w:szCs w:val="28"/>
         </w:rPr>
-        <w:t>Εμφανίστε τα ονόματα των χωρών από την θέση 6-10(αύξουσα)</w:t>
+        <w:t>Εμφανίστε τα ονόματα των 10 πρώτων χωρών (φθίνουσα)</w:t>
       </w:r>
       <w:r>
         <w:rPr>
@@ -707,8 +2598,7 @@
           <w:sz w:val="28"/>
           <w:szCs w:val="28"/>
         </w:rPr>
-        <w:lastRenderedPageBreak/>
-        <w:t>Εμφανίστε τα ονόματα των χωρών από την θέση 6-10(φθίνουσα)</w:t>
+        <w:t>Εμφανίστε τα ονόματα των χωρών από την θέση 6-10(αύξουσα)</w:t>
       </w:r>
       <w:r>
         <w:rPr>
@@ -750,58 +2640,14 @@
           <w:sz w:val="28"/>
           <w:szCs w:val="28"/>
         </w:rPr>
-        <w:t>Εμφανίστε τ</w:t>
-      </w:r>
-      <w:r>
-        <w:rPr>
-          <w:sz w:val="28"/>
-          <w:szCs w:val="28"/>
-          <w:lang w:val="en-US"/>
-        </w:rPr>
-        <w:t>o</w:t>
-      </w:r>
-      <w:r>
-        <w:rPr>
-          <w:sz w:val="28"/>
-          <w:szCs w:val="28"/>
-        </w:rPr>
-        <w:t xml:space="preserve"> όνομα τη</w:t>
-      </w:r>
-      <w:r>
-        <w:rPr>
-          <w:sz w:val="28"/>
-          <w:szCs w:val="28"/>
-        </w:rPr>
-        <w:t>ς</w:t>
-      </w:r>
-      <w:r>
-        <w:rPr>
-          <w:sz w:val="28"/>
-          <w:szCs w:val="28"/>
-        </w:rPr>
-        <w:t xml:space="preserve">  10</w:t>
-      </w:r>
-      <w:r>
-        <w:rPr>
-          <w:sz w:val="28"/>
-          <w:szCs w:val="28"/>
-          <w:vertAlign w:val="superscript"/>
-        </w:rPr>
-        <w:t>ης</w:t>
-      </w:r>
-      <w:r>
-        <w:rPr>
-          <w:sz w:val="28"/>
-          <w:szCs w:val="28"/>
-        </w:rPr>
-        <w:t xml:space="preserve">  χώρας (αύξουσα) </w:t>
-      </w:r>
-      <w:r>
-        <w:rPr>
-          <w:sz w:val="28"/>
-          <w:szCs w:val="28"/>
-        </w:rPr>
-        <w:t>(</w:t>
+        <w:t>Εμφανίστε τα ονόματα των χωρών από την θέση 6-10(φθίνουσα)</w:t>
+      </w:r>
+      <w:r>
+        <w:rPr>
+          <w:sz w:val="28"/>
+          <w:szCs w:val="28"/>
+        </w:rPr>
+        <w:t xml:space="preserve"> (</w:t>
       </w:r>
       <w:r>
         <w:rPr>
@@ -880,21 +2726,7 @@
           <w:sz w:val="28"/>
           <w:szCs w:val="28"/>
         </w:rPr>
-        <w:t xml:space="preserve">  χώρας (</w:t>
-      </w:r>
-      <w:r>
-        <w:rPr>
-          <w:sz w:val="28"/>
-          <w:szCs w:val="28"/>
-        </w:rPr>
-        <w:t>φθίνουσα</w:t>
-      </w:r>
-      <w:r>
-        <w:rPr>
-          <w:sz w:val="28"/>
-          <w:szCs w:val="28"/>
-        </w:rPr>
-        <w:t xml:space="preserve">) </w:t>
+        <w:t xml:space="preserve">  χώρας (αύξουσα) </w:t>
       </w:r>
       <w:r>
         <w:rPr>
@@ -936,30 +2768,80 @@
           <w:sz w:val="28"/>
           <w:szCs w:val="28"/>
         </w:rPr>
-        <w:t>Εμφανίστε το πλήθος των χωρών ανά περιοχή (</w:t>
-      </w:r>
-      <w:r>
-        <w:rPr>
-          <w:sz w:val="28"/>
-          <w:szCs w:val="28"/>
-          <w:lang w:val="en-US"/>
-        </w:rPr>
-        <w:t>group</w:t>
-      </w:r>
-      <w:r>
-        <w:rPr>
-          <w:sz w:val="28"/>
-          <w:szCs w:val="28"/>
-        </w:rPr>
-        <w:t xml:space="preserve"> </w:t>
-      </w:r>
-      <w:r>
-        <w:rPr>
-          <w:sz w:val="28"/>
-          <w:szCs w:val="28"/>
-          <w:lang w:val="en-US"/>
-        </w:rPr>
-        <w:t>by</w:t>
+        <w:t>Εμφανίστε τ</w:t>
+      </w:r>
+      <w:r>
+        <w:rPr>
+          <w:sz w:val="28"/>
+          <w:szCs w:val="28"/>
+          <w:lang w:val="en-US"/>
+        </w:rPr>
+        <w:t>o</w:t>
+      </w:r>
+      <w:r>
+        <w:rPr>
+          <w:sz w:val="28"/>
+          <w:szCs w:val="28"/>
+        </w:rPr>
+        <w:t xml:space="preserve"> όνομα τη</w:t>
+      </w:r>
+      <w:r>
+        <w:rPr>
+          <w:sz w:val="28"/>
+          <w:szCs w:val="28"/>
+        </w:rPr>
+        <w:t>ς</w:t>
+      </w:r>
+      <w:r>
+        <w:rPr>
+          <w:sz w:val="28"/>
+          <w:szCs w:val="28"/>
+        </w:rPr>
+        <w:t xml:space="preserve">  10</w:t>
+      </w:r>
+      <w:r>
+        <w:rPr>
+          <w:sz w:val="28"/>
+          <w:szCs w:val="28"/>
+          <w:vertAlign w:val="superscript"/>
+        </w:rPr>
+        <w:t>ης</w:t>
+      </w:r>
+      <w:r>
+        <w:rPr>
+          <w:sz w:val="28"/>
+          <w:szCs w:val="28"/>
+        </w:rPr>
+        <w:t xml:space="preserve">  χώρας (</w:t>
+      </w:r>
+      <w:r>
+        <w:rPr>
+          <w:sz w:val="28"/>
+          <w:szCs w:val="28"/>
+        </w:rPr>
+        <w:t>φθίνουσα</w:t>
+      </w:r>
+      <w:r>
+        <w:rPr>
+          <w:sz w:val="28"/>
+          <w:szCs w:val="28"/>
+        </w:rPr>
+        <w:t xml:space="preserve">) </w:t>
+      </w:r>
+      <w:r>
+        <w:rPr>
+          <w:sz w:val="28"/>
+          <w:szCs w:val="28"/>
+        </w:rPr>
+        <w:t>(</w:t>
+      </w:r>
+      <w:r>
+        <w:rPr>
+          <w:sz w:val="28"/>
+          <w:szCs w:val="28"/>
+          <w:lang w:val="en-US"/>
+        </w:rPr>
+        <w:t>limit</w:t>
       </w:r>
       <w:r>
         <w:rPr>
@@ -986,6 +2868,56 @@
           <w:sz w:val="28"/>
           <w:szCs w:val="28"/>
         </w:rPr>
+        <w:t>Εμφανίστε το πλήθος των χωρών ανά περιοχή (</w:t>
+      </w:r>
+      <w:r>
+        <w:rPr>
+          <w:sz w:val="28"/>
+          <w:szCs w:val="28"/>
+          <w:lang w:val="en-US"/>
+        </w:rPr>
+        <w:t>group</w:t>
+      </w:r>
+      <w:r>
+        <w:rPr>
+          <w:sz w:val="28"/>
+          <w:szCs w:val="28"/>
+        </w:rPr>
+        <w:t xml:space="preserve"> </w:t>
+      </w:r>
+      <w:r>
+        <w:rPr>
+          <w:sz w:val="28"/>
+          <w:szCs w:val="28"/>
+          <w:lang w:val="en-US"/>
+        </w:rPr>
+        <w:t>by</w:t>
+      </w:r>
+      <w:r>
+        <w:rPr>
+          <w:sz w:val="28"/>
+          <w:szCs w:val="28"/>
+        </w:rPr>
+        <w:t>)</w:t>
+      </w:r>
+    </w:p>
+    <w:p>
+      <w:pPr>
+        <w:pStyle w:val="ListParagraph"/>
+        <w:numPr>
+          <w:ilvl w:val="0"/>
+          <w:numId w:val="1"/>
+        </w:numPr>
+        <w:rPr>
+          <w:sz w:val="28"/>
+          <w:szCs w:val="28"/>
+        </w:rPr>
+      </w:pPr>
+      <w:r>
+        <w:rPr>
+          <w:sz w:val="28"/>
+          <w:szCs w:val="28"/>
+        </w:rPr>
         <w:t>Εμφανίστε το πλήθος των χωρών ανά όνομα περιοχής (</w:t>
       </w:r>
       <w:r>
@@ -1052,6 +2984,7 @@
           <w:szCs w:val="28"/>
         </w:rPr>
       </w:pPr>
+      <w:proofErr w:type="spellStart"/>
       <w:r>
         <w:rPr>
           <w:sz w:val="28"/>
@@ -1059,6 +2992,7 @@
         </w:rPr>
         <w:t>Κανονικοποίηση</w:t>
       </w:r>
+      <w:proofErr w:type="spellEnd"/>
     </w:p>
     <w:p>
       <w:pPr>
@@ -1235,7 +3169,7 @@
       <w:lvlText w:val="%1."/>
       <w:lvlJc w:val="left"/>
       <w:pPr>
-        <w:ind w:left="720" w:hanging="360"/>
+        <w:ind w:left="1080" w:hanging="360"/>
       </w:pPr>
     </w:lvl>
     <w:lvl w:ilvl="1" w:tplc="04080019" w:tentative="1">
@@ -1719,7 +3653,6 @@
   <w:style w:type="character" w:default="1" w:styleId="DefaultParagraphFont">
     <w:name w:val="Default Paragraph Font"/>
     <w:uiPriority w:val="1"/>
-    <w:semiHidden/>
     <w:unhideWhenUsed/>
   </w:style>
   <w:style w:type="table" w:default="1" w:styleId="TableNormal">

--- a/ΕΦΑΡΜΟΡΓΗ/databaseASql/SQL/Ερωτήσεις-στην-Βάση-nations11_20.docx
+++ b/ΕΦΑΡΜΟΡΓΗ/databaseASql/SQL/Ερωτήσεις-στην-Βάση-nations11_20.docx
@@ -129,18 +129,7 @@
           <w:highlight w:val="yellow"/>
           <w:lang w:val="en-US"/>
         </w:rPr>
-        <w:t>country_</w:t>
-      </w:r>
-      <w:proofErr w:type="gramStart"/>
-      <w:r>
-        <w:rPr>
-          <w:rFonts w:ascii="Consolas" w:hAnsi="Consolas"/>
-          <w:sz w:val="28"/>
-          <w:szCs w:val="28"/>
-          <w:highlight w:val="yellow"/>
-          <w:lang w:val="en-US"/>
-        </w:rPr>
-        <w:t>languages</w:t>
+        <w:t>country_languages</w:t>
       </w:r>
       <w:proofErr w:type="spellEnd"/>
       <w:r>
@@ -153,7 +142,6 @@
         </w:rPr>
         <w:t>;</w:t>
       </w:r>
-      <w:proofErr w:type="gramEnd"/>
     </w:p>
     <w:p>
       <w:pPr>
@@ -191,7 +179,6 @@
         <w:rPr>
           <w:sz w:val="28"/>
           <w:szCs w:val="28"/>
-          <w:lang w:val="en-US"/>
         </w:rPr>
       </w:pPr>
     </w:p>
@@ -471,20 +458,8 @@
           <w:highlight w:val="yellow"/>
           <w:lang w:val="en-US"/>
         </w:rPr>
-        <w:t>countries. name like 'South Africa</w:t>
-      </w:r>
-      <w:proofErr w:type="gramStart"/>
-      <w:r>
-        <w:rPr>
-          <w:rFonts w:ascii="Consolas" w:hAnsi="Consolas"/>
-          <w:sz w:val="28"/>
-          <w:szCs w:val="28"/>
-          <w:highlight w:val="yellow"/>
-          <w:lang w:val="en-US"/>
-        </w:rPr>
-        <w:t>';</w:t>
-      </w:r>
-      <w:proofErr w:type="gramEnd"/>
+        <w:t>countries. name like 'South Africa';</w:t>
+      </w:r>
     </w:p>
     <w:p>
       <w:pPr>
@@ -527,7 +502,6 @@
         <w:rPr>
           <w:sz w:val="28"/>
           <w:szCs w:val="28"/>
-          <w:lang w:val="en-US"/>
         </w:rPr>
       </w:pPr>
     </w:p>
@@ -848,20 +822,8 @@
           <w:highlight w:val="yellow"/>
           <w:lang w:val="en-US"/>
         </w:rPr>
-        <w:t>countries. name like 'South Africa</w:t>
-      </w:r>
-      <w:proofErr w:type="gramStart"/>
-      <w:r>
-        <w:rPr>
-          <w:rFonts w:ascii="Consolas" w:hAnsi="Consolas"/>
-          <w:sz w:val="28"/>
-          <w:szCs w:val="28"/>
-          <w:highlight w:val="yellow"/>
-          <w:lang w:val="en-US"/>
-        </w:rPr>
-        <w:t>';</w:t>
-      </w:r>
-      <w:proofErr w:type="gramEnd"/>
+        <w:t>countries. name like 'South Africa';</w:t>
+      </w:r>
     </w:p>
     <w:p>
       <w:pPr>
@@ -897,16 +859,14 @@
         <w:rPr>
           <w:sz w:val="28"/>
           <w:szCs w:val="28"/>
-          <w:lang w:val="en-US"/>
-        </w:rPr>
-      </w:pPr>
-    </w:p>
-    <w:p>
-      <w:pPr>
-        <w:rPr>
-          <w:sz w:val="28"/>
-          <w:szCs w:val="28"/>
-          <w:lang w:val="en-US"/>
+        </w:rPr>
+      </w:pPr>
+    </w:p>
+    <w:p>
+      <w:pPr>
+        <w:rPr>
+          <w:sz w:val="28"/>
+          <w:szCs w:val="28"/>
         </w:rPr>
       </w:pPr>
     </w:p>
@@ -1207,20 +1167,8 @@
           <w:highlight w:val="yellow"/>
           <w:lang w:val="en-US"/>
         </w:rPr>
-        <w:t>and official=</w:t>
-      </w:r>
-      <w:proofErr w:type="gramStart"/>
-      <w:r>
-        <w:rPr>
-          <w:rFonts w:ascii="Consolas" w:hAnsi="Consolas"/>
-          <w:sz w:val="28"/>
-          <w:szCs w:val="28"/>
-          <w:highlight w:val="yellow"/>
-          <w:lang w:val="en-US"/>
-        </w:rPr>
-        <w:t>1;</w:t>
-      </w:r>
-      <w:proofErr w:type="gramEnd"/>
+        <w:t>and official=1;</w:t>
+      </w:r>
     </w:p>
     <w:p>
       <w:pPr>
@@ -1247,7 +1195,6 @@
         <w:rPr>
           <w:sz w:val="28"/>
           <w:szCs w:val="28"/>
-          <w:lang w:val="en-US"/>
         </w:rPr>
       </w:pPr>
     </w:p>
@@ -1291,20 +1238,8 @@
           <w:highlight w:val="yellow"/>
           <w:lang w:val="en-US"/>
         </w:rPr>
-        <w:t>select max(area) from countries</w:t>
-      </w:r>
-      <w:proofErr w:type="gramStart"/>
-      <w:r>
-        <w:rPr>
-          <w:rFonts w:ascii="Consolas" w:hAnsi="Consolas"/>
-          <w:sz w:val="28"/>
-          <w:szCs w:val="28"/>
-          <w:highlight w:val="yellow"/>
-          <w:lang w:val="en-US"/>
-        </w:rPr>
-        <w:t>);</w:t>
-      </w:r>
-      <w:proofErr w:type="gramEnd"/>
+        <w:t>select max(area) from countries);</w:t>
+      </w:r>
     </w:p>
     <w:p>
       <w:pPr>
@@ -1341,7 +1276,6 @@
         <w:rPr>
           <w:sz w:val="28"/>
           <w:szCs w:val="28"/>
-          <w:lang w:val="en-US"/>
         </w:rPr>
       </w:pPr>
     </w:p>
@@ -1429,20 +1363,8 @@
           <w:highlight w:val="yellow"/>
           <w:lang w:val="en-US"/>
         </w:rPr>
-        <w:t>area) FROM countries</w:t>
-      </w:r>
-      <w:proofErr w:type="gramStart"/>
-      <w:r>
-        <w:rPr>
-          <w:rFonts w:ascii="Consolas" w:hAnsi="Consolas"/>
-          <w:sz w:val="28"/>
-          <w:szCs w:val="28"/>
-          <w:highlight w:val="yellow"/>
-          <w:lang w:val="en-US"/>
-        </w:rPr>
-        <w:t>);</w:t>
-      </w:r>
-      <w:proofErr w:type="gramEnd"/>
+        <w:t>area) FROM countries);</w:t>
+      </w:r>
     </w:p>
     <w:p>
       <w:pPr>
@@ -1500,7 +1422,6 @@
           <w:rFonts w:ascii="Consolas" w:hAnsi="Consolas"/>
           <w:sz w:val="28"/>
           <w:szCs w:val="28"/>
-          <w:lang w:val="en-US"/>
         </w:rPr>
       </w:pPr>
     </w:p>
@@ -1734,20 +1655,8 @@
           <w:highlight w:val="yellow"/>
           <w:lang w:val="en-US"/>
         </w:rPr>
-        <w:t xml:space="preserve"> BETWEEN 10000 AND </w:t>
-      </w:r>
-      <w:proofErr w:type="gramStart"/>
-      <w:r>
-        <w:rPr>
-          <w:rFonts w:ascii="Consolas" w:hAnsi="Consolas"/>
-          <w:sz w:val="28"/>
-          <w:szCs w:val="28"/>
-          <w:highlight w:val="yellow"/>
-          <w:lang w:val="en-US"/>
-        </w:rPr>
-        <w:t>100000;</w:t>
-      </w:r>
-      <w:proofErr w:type="gramEnd"/>
+        <w:t xml:space="preserve"> BETWEEN 10000 AND 100000;</w:t>
+      </w:r>
     </w:p>
     <w:p>
       <w:pPr>
@@ -1805,7 +1714,6 @@
           <w:rFonts w:ascii="Consolas" w:hAnsi="Consolas"/>
           <w:sz w:val="28"/>
           <w:szCs w:val="28"/>
-          <w:lang w:val="en-US"/>
         </w:rPr>
       </w:pPr>
     </w:p>
@@ -1915,20 +1823,8 @@
           <w:highlight w:val="yellow"/>
           <w:lang w:val="en-US"/>
         </w:rPr>
-        <w:t xml:space="preserve"> &gt; '1900-01-01</w:t>
-      </w:r>
-      <w:proofErr w:type="gramStart"/>
-      <w:r>
-        <w:rPr>
-          <w:rFonts w:ascii="Consolas" w:hAnsi="Consolas"/>
-          <w:sz w:val="28"/>
-          <w:szCs w:val="28"/>
-          <w:highlight w:val="yellow"/>
-          <w:lang w:val="en-US"/>
-        </w:rPr>
-        <w:t>';</w:t>
-      </w:r>
-      <w:proofErr w:type="gramEnd"/>
+        <w:t xml:space="preserve"> &gt; '1900-01-01';</w:t>
+      </w:r>
     </w:p>
     <w:p>
       <w:pPr>
@@ -1964,7 +1860,6 @@
         <w:rPr>
           <w:sz w:val="28"/>
           <w:szCs w:val="28"/>
-          <w:lang w:val="en-US"/>
         </w:rPr>
       </w:pPr>
     </w:p>
@@ -2030,20 +1925,8 @@
           <w:highlight w:val="yellow"/>
           <w:lang w:val="en-US"/>
         </w:rPr>
-        <w:t xml:space="preserve">WHERE area &lt; </w:t>
-      </w:r>
-      <w:proofErr w:type="gramStart"/>
-      <w:r>
-        <w:rPr>
-          <w:rFonts w:ascii="Consolas" w:hAnsi="Consolas"/>
-          <w:sz w:val="28"/>
-          <w:szCs w:val="28"/>
-          <w:highlight w:val="yellow"/>
-          <w:lang w:val="en-US"/>
-        </w:rPr>
-        <w:t>10000;</w:t>
-      </w:r>
-      <w:proofErr w:type="gramEnd"/>
+        <w:t>WHERE area &lt; 10000;</w:t>
+      </w:r>
     </w:p>
     <w:p>
       <w:pPr>
@@ -2097,7 +1980,6 @@
         <w:rPr>
           <w:sz w:val="28"/>
           <w:szCs w:val="28"/>
-          <w:lang w:val="en-US"/>
         </w:rPr>
       </w:pPr>
     </w:p>
@@ -2197,20 +2079,8 @@
           <w:highlight w:val="yellow"/>
           <w:lang w:val="en-US"/>
         </w:rPr>
-        <w:t xml:space="preserve">WHERE area &gt; </w:t>
-      </w:r>
-      <w:proofErr w:type="gramStart"/>
-      <w:r>
-        <w:rPr>
-          <w:rFonts w:ascii="Consolas" w:hAnsi="Consolas"/>
-          <w:sz w:val="28"/>
-          <w:szCs w:val="28"/>
-          <w:highlight w:val="yellow"/>
-          <w:lang w:val="en-US"/>
-        </w:rPr>
-        <w:t>10000;</w:t>
-      </w:r>
-      <w:proofErr w:type="gramEnd"/>
+        <w:t>WHERE area &gt; 10000;</w:t>
+      </w:r>
     </w:p>
     <w:p>
       <w:pPr>
@@ -3653,6 +3523,7 @@
   <w:style w:type="character" w:default="1" w:styleId="DefaultParagraphFont">
     <w:name w:val="Default Paragraph Font"/>
     <w:uiPriority w:val="1"/>
+    <w:semiHidden/>
     <w:unhideWhenUsed/>
   </w:style>
   <w:style w:type="table" w:default="1" w:styleId="TableNormal">
@@ -4066,7 +3937,7 @@
 
 <file path=word/webextensions/taskpanes.xml><?xml version="1.0" encoding="utf-8"?>
 <wetp:taskpanes xmlns:wetp="http://schemas.microsoft.com/office/webextensions/taskpanes/2010/11">
-  <wetp:taskpane dockstate="right" visibility="0" width="350" row="3">
+  <wetp:taskpane dockstate="right" visibility="0" width="438" row="1">
     <wetp:webextensionref xmlns:r="http://schemas.openxmlformats.org/officeDocument/2006/relationships" r:id="rId1"/>
   </wetp:taskpane>
 </wetp:taskpanes>
